--- a/Struktura sajta.docx
+++ b/Struktura sajta.docx
@@ -1,6 +1,6 @@
 
 <file path=word/document.xml><?xml version="1.0" encoding="utf-8"?>
-<w:document xmlns:wpc="http://schemas.microsoft.com/office/word/2010/wordprocessingCanvas" xmlns:cx="http://schemas.microsoft.com/office/drawing/2014/chartex" xmlns:cx1="http://schemas.microsoft.com/office/drawing/2015/9/8/chartex" xmlns:cx2="http://schemas.microsoft.com/office/drawing/2015/10/21/chartex" xmlns:cx3="http://schemas.microsoft.com/office/drawing/2016/5/9/chartex" xmlns:cx4="http://schemas.microsoft.com/office/drawing/2016/5/10/chartex" xmlns:cx5="http://schemas.microsoft.com/office/drawing/2016/5/11/chartex" xmlns:cx6="http://schemas.microsoft.com/office/drawing/2016/5/12/chartex" xmlns:cx7="http://schemas.microsoft.com/office/drawing/2016/5/13/chartex" xmlns:cx8="http://schemas.microsoft.com/office/drawing/2016/5/14/chartex" xmlns:mc="http://schemas.openxmlformats.org/markup-compatibility/2006" xmlns:aink="http://schemas.microsoft.com/office/drawing/2016/ink" xmlns:am3d="http://schemas.microsoft.com/office/drawing/2017/model3d" xmlns:o="urn:schemas-microsoft-com:office:office" xmlns:oel="http://schemas.microsoft.com/office/2019/extlst" xmlns:r="http://schemas.openxmlformats.org/officeDocument/2006/relationships" xmlns:m="http://schemas.openxmlformats.org/officeDocument/2006/math" xmlns:v="urn:schemas-microsoft-com:vml" xmlns:wp14="http://schemas.microsoft.com/office/word/2010/wordprocessingDrawing" xmlns:wp="http://schemas.openxmlformats.org/drawingml/2006/wordprocessingDrawing" xmlns:w10="urn:schemas-microsoft-com:office:word" xmlns:w="http://schemas.openxmlformats.org/wordprocessingml/2006/main" xmlns:w14="http://schemas.microsoft.com/office/word/2010/wordml" xmlns:w15="http://schemas.microsoft.com/office/word/2012/wordml" xmlns:w16cex="http://schemas.microsoft.com/office/word/2018/wordml/cex" xmlns:w16cid="http://schemas.microsoft.com/office/word/2016/wordml/cid" xmlns:w16="http://schemas.microsoft.com/office/word/2018/wordml" xmlns:w16sdtdh="http://schemas.microsoft.com/office/word/2020/wordml/sdtdatahash" xmlns:w16se="http://schemas.microsoft.com/office/word/2015/wordml/symex" xmlns:wpg="http://schemas.microsoft.com/office/word/2010/wordprocessingGroup" xmlns:wpi="http://schemas.microsoft.com/office/word/2010/wordprocessingInk" xmlns:wne="http://schemas.microsoft.com/office/word/2006/wordml" xmlns:wps="http://schemas.microsoft.com/office/word/2010/wordprocessingShape" mc:Ignorable="w14 w15 w16se w16cid w16 w16cex w16sdtdh wp14">
+<w:document xmlns:wpc="http://schemas.microsoft.com/office/word/2010/wordprocessingCanvas" xmlns:cx="http://schemas.microsoft.com/office/drawing/2014/chartex" xmlns:cx1="http://schemas.microsoft.com/office/drawing/2015/9/8/chartex" xmlns:cx2="http://schemas.microsoft.com/office/drawing/2015/10/21/chartex" xmlns:cx3="http://schemas.microsoft.com/office/drawing/2016/5/9/chartex" xmlns:cx4="http://schemas.microsoft.com/office/drawing/2016/5/10/chartex" xmlns:cx5="http://schemas.microsoft.com/office/drawing/2016/5/11/chartex" xmlns:cx6="http://schemas.microsoft.com/office/drawing/2016/5/12/chartex" xmlns:cx7="http://schemas.microsoft.com/office/drawing/2016/5/13/chartex" xmlns:cx8="http://schemas.microsoft.com/office/drawing/2016/5/14/chartex" xmlns:mc="http://schemas.openxmlformats.org/markup-compatibility/2006" xmlns:aink="http://schemas.microsoft.com/office/drawing/2016/ink" xmlns:am3d="http://schemas.microsoft.com/office/drawing/2017/model3d" xmlns:o="urn:schemas-microsoft-com:office:office" xmlns:oel="http://schemas.microsoft.com/office/2019/extlst" xmlns:r="http://schemas.openxmlformats.org/officeDocument/2006/relationships" xmlns:m="http://schemas.openxmlformats.org/officeDocument/2006/math" xmlns:v="urn:schemas-microsoft-com:vml" xmlns:wp14="http://schemas.microsoft.com/office/word/2010/wordprocessingDrawing" xmlns:wp="http://schemas.openxmlformats.org/drawingml/2006/wordprocessingDrawing" xmlns:w10="urn:schemas-microsoft-com:office:word" xmlns:w="http://schemas.openxmlformats.org/wordprocessingml/2006/main" xmlns:w14="http://schemas.microsoft.com/office/word/2010/wordml" xmlns:w15="http://schemas.microsoft.com/office/word/2012/wordml" xmlns:w16cex="http://schemas.microsoft.com/office/word/2018/wordml/cex" xmlns:w16cid="http://schemas.microsoft.com/office/word/2016/wordml/cid" xmlns:w16="http://schemas.microsoft.com/office/word/2018/wordml" xmlns:w16du="http://schemas.microsoft.com/office/word/2023/wordml/word16du" xmlns:w16sdtdh="http://schemas.microsoft.com/office/word/2020/wordml/sdtdatahash" xmlns:w16se="http://schemas.microsoft.com/office/word/2015/wordml/symex" xmlns:wpg="http://schemas.microsoft.com/office/word/2010/wordprocessingGroup" xmlns:wpi="http://schemas.microsoft.com/office/word/2010/wordprocessingInk" xmlns:wne="http://schemas.microsoft.com/office/word/2006/wordml" xmlns:wps="http://schemas.microsoft.com/office/word/2010/wordprocessingShape" mc:Ignorable="w14 w15 w16se w16cid w16 w16cex w16sdtdh w16du wp14">
   <w:body>
     <w:p>
       <w:pPr>
@@ -4721,923 +4721,3463 @@
     <w:p>
       <w:pPr>
         <w:pStyle w:val="NormalWeb"/>
-        <w:rPr>
-          <w:lang w:val="de-DE"/>
-        </w:rPr>
-      </w:pPr>
-      <w:r>
-        <w:rPr>
-          <w:lang w:val="de-DE"/>
-        </w:rPr>
-        <w:t xml:space="preserve">Usluga data storage predstavlja pružanje kapaciteta i infrastrukture za </w:t>
-      </w:r>
-      <w:r>
-        <w:rPr>
-          <w:lang w:val="de-DE"/>
-        </w:rPr>
+      </w:pPr>
+      <w:proofErr w:type="spellStart"/>
+      <w:r>
+        <w:t>Usluga</w:t>
+      </w:r>
+      <w:proofErr w:type="spellEnd"/>
+      <w:r>
+        <w:t xml:space="preserve"> data storage </w:t>
+      </w:r>
+      <w:proofErr w:type="spellStart"/>
+      <w:r>
+        <w:t>predstavlja</w:t>
+      </w:r>
+      <w:proofErr w:type="spellEnd"/>
+      <w:r>
+        <w:t xml:space="preserve"> </w:t>
+      </w:r>
+      <w:proofErr w:type="spellStart"/>
+      <w:r>
+        <w:t>pružanje</w:t>
+      </w:r>
+      <w:proofErr w:type="spellEnd"/>
+      <w:r>
+        <w:t xml:space="preserve"> </w:t>
+      </w:r>
+      <w:proofErr w:type="spellStart"/>
+      <w:r>
+        <w:t>kapaciteta</w:t>
+      </w:r>
+      <w:proofErr w:type="spellEnd"/>
+      <w:r>
+        <w:t xml:space="preserve"> </w:t>
+      </w:r>
+      <w:proofErr w:type="spellStart"/>
+      <w:r>
+        <w:t>i</w:t>
+      </w:r>
+      <w:proofErr w:type="spellEnd"/>
+      <w:r>
+        <w:t xml:space="preserve"> </w:t>
+      </w:r>
+      <w:proofErr w:type="spellStart"/>
+      <w:r>
+        <w:t>infrastrukture</w:t>
+      </w:r>
+      <w:proofErr w:type="spellEnd"/>
+      <w:r>
+        <w:t xml:space="preserve"> za </w:t>
+      </w:r>
+      <w:proofErr w:type="spellStart"/>
+      <w:r>
         <w:t>čuvanje</w:t>
       </w:r>
-      <w:r>
-        <w:rPr>
-          <w:lang w:val="de-DE"/>
-        </w:rPr>
-        <w:t xml:space="preserve"> podataka u digitalnom formatu. Ova usluga omogućuje korisnicima da sigurno čuvaju svoje podatke na udaljenim serverima ili skladištima, pristupaju im kad god je potrebno i dele ih s drugima prema potrebi.</w:t>
+      <w:proofErr w:type="spellEnd"/>
+      <w:r>
+        <w:t xml:space="preserve"> </w:t>
+      </w:r>
+      <w:proofErr w:type="spellStart"/>
+      <w:r>
+        <w:t>podataka</w:t>
+      </w:r>
+      <w:proofErr w:type="spellEnd"/>
+      <w:r>
+        <w:t xml:space="preserve"> u </w:t>
+      </w:r>
+      <w:proofErr w:type="spellStart"/>
+      <w:r>
+        <w:t>digitalnom</w:t>
+      </w:r>
+      <w:proofErr w:type="spellEnd"/>
+      <w:r>
+        <w:t xml:space="preserve"> </w:t>
+      </w:r>
+      <w:proofErr w:type="spellStart"/>
+      <w:r>
+        <w:t>formatu</w:t>
+      </w:r>
+      <w:proofErr w:type="spellEnd"/>
+      <w:r>
+        <w:t xml:space="preserve">. Ova </w:t>
+      </w:r>
+      <w:proofErr w:type="spellStart"/>
+      <w:r>
+        <w:t>usluga</w:t>
+      </w:r>
+      <w:proofErr w:type="spellEnd"/>
+      <w:r>
+        <w:t xml:space="preserve"> </w:t>
+      </w:r>
+      <w:proofErr w:type="spellStart"/>
+      <w:r>
+        <w:t>omogućuje</w:t>
+      </w:r>
+      <w:proofErr w:type="spellEnd"/>
+      <w:r>
+        <w:t xml:space="preserve"> </w:t>
+      </w:r>
+      <w:proofErr w:type="spellStart"/>
+      <w:r>
+        <w:t>korisnicima</w:t>
+      </w:r>
+      <w:proofErr w:type="spellEnd"/>
+      <w:r>
+        <w:t xml:space="preserve"> da </w:t>
+      </w:r>
+      <w:proofErr w:type="spellStart"/>
+      <w:r>
+        <w:t>sigurno</w:t>
+      </w:r>
+      <w:proofErr w:type="spellEnd"/>
+      <w:r>
+        <w:t xml:space="preserve"> </w:t>
+      </w:r>
+      <w:proofErr w:type="spellStart"/>
+      <w:r>
+        <w:t>čuvaju</w:t>
+      </w:r>
+      <w:proofErr w:type="spellEnd"/>
+      <w:r>
+        <w:t xml:space="preserve"> </w:t>
+      </w:r>
+      <w:proofErr w:type="spellStart"/>
+      <w:r>
+        <w:t>svoje</w:t>
+      </w:r>
+      <w:proofErr w:type="spellEnd"/>
+      <w:r>
+        <w:t xml:space="preserve"> </w:t>
+      </w:r>
+      <w:proofErr w:type="spellStart"/>
+      <w:r>
+        <w:t>podatke</w:t>
+      </w:r>
+      <w:proofErr w:type="spellEnd"/>
+      <w:r>
+        <w:t xml:space="preserve"> </w:t>
+      </w:r>
+      <w:proofErr w:type="spellStart"/>
+      <w:r>
+        <w:t>na</w:t>
+      </w:r>
+      <w:proofErr w:type="spellEnd"/>
+      <w:r>
+        <w:t xml:space="preserve"> </w:t>
+      </w:r>
+      <w:proofErr w:type="spellStart"/>
+      <w:r>
+        <w:t>udaljenim</w:t>
+      </w:r>
+      <w:proofErr w:type="spellEnd"/>
+      <w:r>
+        <w:t xml:space="preserve"> </w:t>
+      </w:r>
+      <w:proofErr w:type="spellStart"/>
+      <w:r>
+        <w:t>serverima</w:t>
+      </w:r>
+      <w:proofErr w:type="spellEnd"/>
+      <w:r>
+        <w:t xml:space="preserve"> </w:t>
+      </w:r>
+      <w:proofErr w:type="spellStart"/>
+      <w:r>
+        <w:t>ili</w:t>
+      </w:r>
+      <w:proofErr w:type="spellEnd"/>
+      <w:r>
+        <w:t xml:space="preserve"> </w:t>
+      </w:r>
+      <w:proofErr w:type="spellStart"/>
+      <w:r>
+        <w:t>skladištima</w:t>
+      </w:r>
+      <w:proofErr w:type="spellEnd"/>
+      <w:r>
+        <w:t xml:space="preserve">, </w:t>
+      </w:r>
+      <w:proofErr w:type="spellStart"/>
+      <w:r>
+        <w:t>pristupaju</w:t>
+      </w:r>
+      <w:proofErr w:type="spellEnd"/>
+      <w:r>
+        <w:t xml:space="preserve"> </w:t>
+      </w:r>
+      <w:proofErr w:type="spellStart"/>
+      <w:r>
+        <w:t>im</w:t>
+      </w:r>
+      <w:proofErr w:type="spellEnd"/>
+      <w:r>
+        <w:t xml:space="preserve"> </w:t>
+      </w:r>
+      <w:proofErr w:type="spellStart"/>
+      <w:r>
+        <w:t>kad</w:t>
+      </w:r>
+      <w:proofErr w:type="spellEnd"/>
+      <w:r>
+        <w:t xml:space="preserve"> </w:t>
+      </w:r>
+      <w:proofErr w:type="gramStart"/>
+      <w:r>
+        <w:t>god</w:t>
+      </w:r>
+      <w:proofErr w:type="gramEnd"/>
+      <w:r>
+        <w:t xml:space="preserve"> je </w:t>
+      </w:r>
+      <w:proofErr w:type="spellStart"/>
+      <w:r>
+        <w:t>potrebno</w:t>
+      </w:r>
+      <w:proofErr w:type="spellEnd"/>
+      <w:r>
+        <w:t xml:space="preserve"> </w:t>
+      </w:r>
+      <w:proofErr w:type="spellStart"/>
+      <w:r>
+        <w:t>i</w:t>
+      </w:r>
+      <w:proofErr w:type="spellEnd"/>
+      <w:r>
+        <w:t xml:space="preserve"> dele </w:t>
+      </w:r>
+      <w:proofErr w:type="spellStart"/>
+      <w:r>
+        <w:t>ih</w:t>
+      </w:r>
+      <w:proofErr w:type="spellEnd"/>
+      <w:r>
+        <w:t xml:space="preserve"> s </w:t>
+      </w:r>
+      <w:proofErr w:type="spellStart"/>
+      <w:r>
+        <w:t>drugima</w:t>
+      </w:r>
+      <w:proofErr w:type="spellEnd"/>
+      <w:r>
+        <w:t xml:space="preserve"> </w:t>
+      </w:r>
+      <w:proofErr w:type="spellStart"/>
+      <w:r>
+        <w:t>prema</w:t>
+      </w:r>
+      <w:proofErr w:type="spellEnd"/>
+      <w:r>
+        <w:t xml:space="preserve"> </w:t>
+      </w:r>
+      <w:proofErr w:type="spellStart"/>
+      <w:r>
+        <w:t>potrebi</w:t>
+      </w:r>
+      <w:proofErr w:type="spellEnd"/>
+      <w:r>
+        <w:t>.</w:t>
       </w:r>
     </w:p>
     <w:p>
       <w:pPr>
         <w:pStyle w:val="NormalWeb"/>
-        <w:rPr>
-          <w:lang w:val="de-DE"/>
-        </w:rPr>
-      </w:pPr>
-      <w:r>
-        <w:rPr>
-          <w:lang w:val="de-DE"/>
-        </w:rPr>
+      </w:pPr>
+      <w:proofErr w:type="spellStart"/>
+      <w:r>
         <w:lastRenderedPageBreak/>
-        <w:t xml:space="preserve">Glavni cilj usluge data storage je osigurati pouzdanost, sigurnost i dostupnost </w:t>
-      </w:r>
-      <w:r>
-        <w:rPr>
-          <w:lang w:val="de-DE"/>
-        </w:rPr>
+        <w:t>Glavni</w:t>
+      </w:r>
+      <w:proofErr w:type="spellEnd"/>
+      <w:r>
+        <w:t xml:space="preserve"> </w:t>
+      </w:r>
+      <w:proofErr w:type="spellStart"/>
+      <w:r>
+        <w:t>cilj</w:t>
+      </w:r>
+      <w:proofErr w:type="spellEnd"/>
+      <w:r>
+        <w:t xml:space="preserve"> </w:t>
+      </w:r>
+      <w:proofErr w:type="spellStart"/>
+      <w:r>
+        <w:t>usluge</w:t>
+      </w:r>
+      <w:proofErr w:type="spellEnd"/>
+      <w:r>
+        <w:t xml:space="preserve"> data storage je </w:t>
+      </w:r>
+      <w:proofErr w:type="spellStart"/>
+      <w:r>
+        <w:t>osigurati</w:t>
+      </w:r>
+      <w:proofErr w:type="spellEnd"/>
+      <w:r>
+        <w:t xml:space="preserve"> </w:t>
+      </w:r>
+      <w:proofErr w:type="spellStart"/>
+      <w:r>
+        <w:t>pouzdanost</w:t>
+      </w:r>
+      <w:proofErr w:type="spellEnd"/>
+      <w:r>
+        <w:t xml:space="preserve">, </w:t>
+      </w:r>
+      <w:proofErr w:type="spellStart"/>
+      <w:r>
+        <w:t>sigurnost</w:t>
+      </w:r>
+      <w:proofErr w:type="spellEnd"/>
+      <w:r>
+        <w:t xml:space="preserve"> </w:t>
+      </w:r>
+      <w:proofErr w:type="spellStart"/>
+      <w:r>
+        <w:t>i</w:t>
+      </w:r>
+      <w:proofErr w:type="spellEnd"/>
+      <w:r>
+        <w:t xml:space="preserve"> </w:t>
+      </w:r>
+      <w:proofErr w:type="spellStart"/>
+      <w:r>
+        <w:t>dostupnost</w:t>
+      </w:r>
+      <w:proofErr w:type="spellEnd"/>
+      <w:r>
+        <w:t xml:space="preserve"> </w:t>
+      </w:r>
+      <w:proofErr w:type="spellStart"/>
+      <w:r>
         <w:t>sačuvanih</w:t>
       </w:r>
-      <w:r>
-        <w:rPr>
-          <w:lang w:val="de-DE"/>
-        </w:rPr>
-        <w:t xml:space="preserve"> podataka. To uključuje zaštitu podataka od gubitka, oštećenja ili neovlaštenog pristupa, kao i osiguranje njihove dostupnosti korisnicima u svakom trenutku.</w:t>
+      <w:proofErr w:type="spellEnd"/>
+      <w:r>
+        <w:t xml:space="preserve"> </w:t>
+      </w:r>
+      <w:proofErr w:type="spellStart"/>
+      <w:r>
+        <w:t>podataka</w:t>
+      </w:r>
+      <w:proofErr w:type="spellEnd"/>
+      <w:r>
+        <w:t xml:space="preserve">. To </w:t>
+      </w:r>
+      <w:proofErr w:type="spellStart"/>
+      <w:r>
+        <w:t>uključuje</w:t>
+      </w:r>
+      <w:proofErr w:type="spellEnd"/>
+      <w:r>
+        <w:t xml:space="preserve"> </w:t>
+      </w:r>
+      <w:proofErr w:type="spellStart"/>
+      <w:r>
+        <w:t>zaštitu</w:t>
+      </w:r>
+      <w:proofErr w:type="spellEnd"/>
+      <w:r>
+        <w:t xml:space="preserve"> </w:t>
+      </w:r>
+      <w:proofErr w:type="spellStart"/>
+      <w:r>
+        <w:t>podataka</w:t>
+      </w:r>
+      <w:proofErr w:type="spellEnd"/>
+      <w:r>
+        <w:t xml:space="preserve"> </w:t>
+      </w:r>
+      <w:proofErr w:type="spellStart"/>
+      <w:r>
+        <w:t>od</w:t>
+      </w:r>
+      <w:proofErr w:type="spellEnd"/>
+      <w:r>
+        <w:t xml:space="preserve"> </w:t>
+      </w:r>
+      <w:proofErr w:type="spellStart"/>
+      <w:r>
+        <w:t>gubitka</w:t>
+      </w:r>
+      <w:proofErr w:type="spellEnd"/>
+      <w:r>
+        <w:t xml:space="preserve">, </w:t>
+      </w:r>
+      <w:proofErr w:type="spellStart"/>
+      <w:r>
+        <w:t>oštećenja</w:t>
+      </w:r>
+      <w:proofErr w:type="spellEnd"/>
+      <w:r>
+        <w:t xml:space="preserve"> </w:t>
+      </w:r>
+      <w:proofErr w:type="spellStart"/>
+      <w:r>
+        <w:t>ili</w:t>
+      </w:r>
+      <w:proofErr w:type="spellEnd"/>
+      <w:r>
+        <w:t xml:space="preserve"> </w:t>
+      </w:r>
+      <w:proofErr w:type="spellStart"/>
+      <w:r>
+        <w:t>neovlaštenog</w:t>
+      </w:r>
+      <w:proofErr w:type="spellEnd"/>
+      <w:r>
+        <w:t xml:space="preserve"> </w:t>
+      </w:r>
+      <w:proofErr w:type="spellStart"/>
+      <w:r>
+        <w:t>pristupa</w:t>
+      </w:r>
+      <w:proofErr w:type="spellEnd"/>
+      <w:r>
+        <w:t xml:space="preserve">, </w:t>
+      </w:r>
+      <w:proofErr w:type="spellStart"/>
+      <w:r>
+        <w:t>kao</w:t>
+      </w:r>
+      <w:proofErr w:type="spellEnd"/>
+      <w:r>
+        <w:t xml:space="preserve"> </w:t>
+      </w:r>
+      <w:proofErr w:type="spellStart"/>
+      <w:r>
+        <w:t>i</w:t>
+      </w:r>
+      <w:proofErr w:type="spellEnd"/>
+      <w:r>
+        <w:t xml:space="preserve"> </w:t>
+      </w:r>
+      <w:proofErr w:type="spellStart"/>
+      <w:r>
+        <w:t>osiguranje</w:t>
+      </w:r>
+      <w:proofErr w:type="spellEnd"/>
+      <w:r>
+        <w:t xml:space="preserve"> </w:t>
+      </w:r>
+      <w:proofErr w:type="spellStart"/>
+      <w:r>
+        <w:t>njihove</w:t>
+      </w:r>
+      <w:proofErr w:type="spellEnd"/>
+      <w:r>
+        <w:t xml:space="preserve"> </w:t>
+      </w:r>
+      <w:proofErr w:type="spellStart"/>
+      <w:r>
+        <w:t>dostupnosti</w:t>
+      </w:r>
+      <w:proofErr w:type="spellEnd"/>
+      <w:r>
+        <w:t xml:space="preserve"> </w:t>
+      </w:r>
+      <w:proofErr w:type="spellStart"/>
+      <w:r>
+        <w:t>korisnicima</w:t>
+      </w:r>
+      <w:proofErr w:type="spellEnd"/>
+      <w:r>
+        <w:t xml:space="preserve"> u </w:t>
+      </w:r>
+      <w:proofErr w:type="spellStart"/>
+      <w:r>
+        <w:t>svakom</w:t>
+      </w:r>
+      <w:proofErr w:type="spellEnd"/>
+      <w:r>
+        <w:t xml:space="preserve"> </w:t>
+      </w:r>
+      <w:proofErr w:type="spellStart"/>
+      <w:r>
+        <w:t>trenutku</w:t>
+      </w:r>
+      <w:proofErr w:type="spellEnd"/>
+      <w:r>
+        <w:t>.</w:t>
       </w:r>
     </w:p>
     <w:p>
       <w:pPr>
         <w:pStyle w:val="NormalWeb"/>
-        <w:rPr>
-          <w:lang w:val="de-DE"/>
-        </w:rPr>
-      </w:pPr>
-      <w:r>
-        <w:rPr>
-          <w:lang w:val="de-DE"/>
-        </w:rPr>
-        <w:t xml:space="preserve">Usluga data storage može biti implementirana na različite načine, uključujući lokalno </w:t>
-      </w:r>
-      <w:r>
-        <w:rPr>
-          <w:lang w:val="de-DE"/>
-        </w:rPr>
+      </w:pPr>
+      <w:proofErr w:type="spellStart"/>
+      <w:r>
+        <w:t>Usluga</w:t>
+      </w:r>
+      <w:proofErr w:type="spellEnd"/>
+      <w:r>
+        <w:t xml:space="preserve"> data storage </w:t>
+      </w:r>
+      <w:proofErr w:type="spellStart"/>
+      <w:r>
+        <w:t>može</w:t>
+      </w:r>
+      <w:proofErr w:type="spellEnd"/>
+      <w:r>
+        <w:t xml:space="preserve"> </w:t>
+      </w:r>
+      <w:proofErr w:type="spellStart"/>
+      <w:r>
+        <w:t>biti</w:t>
+      </w:r>
+      <w:proofErr w:type="spellEnd"/>
+      <w:r>
+        <w:t xml:space="preserve"> </w:t>
+      </w:r>
+      <w:proofErr w:type="spellStart"/>
+      <w:r>
+        <w:t>implementirana</w:t>
+      </w:r>
+      <w:proofErr w:type="spellEnd"/>
+      <w:r>
+        <w:t xml:space="preserve"> </w:t>
+      </w:r>
+      <w:proofErr w:type="spellStart"/>
+      <w:r>
+        <w:t>na</w:t>
+      </w:r>
+      <w:proofErr w:type="spellEnd"/>
+      <w:r>
+        <w:t xml:space="preserve"> </w:t>
+      </w:r>
+      <w:proofErr w:type="spellStart"/>
+      <w:r>
+        <w:t>različite</w:t>
+      </w:r>
+      <w:proofErr w:type="spellEnd"/>
+      <w:r>
+        <w:t xml:space="preserve"> </w:t>
+      </w:r>
+      <w:proofErr w:type="spellStart"/>
+      <w:r>
+        <w:t>načine</w:t>
+      </w:r>
+      <w:proofErr w:type="spellEnd"/>
+      <w:r>
+        <w:t xml:space="preserve">, </w:t>
+      </w:r>
+      <w:proofErr w:type="spellStart"/>
+      <w:r>
+        <w:t>uključujući</w:t>
+      </w:r>
+      <w:proofErr w:type="spellEnd"/>
+      <w:r>
+        <w:t xml:space="preserve"> </w:t>
+      </w:r>
+      <w:proofErr w:type="spellStart"/>
+      <w:r>
+        <w:t>lokalno</w:t>
+      </w:r>
+      <w:proofErr w:type="spellEnd"/>
+      <w:r>
+        <w:t xml:space="preserve"> </w:t>
+      </w:r>
+      <w:proofErr w:type="spellStart"/>
+      <w:r>
         <w:t>čuvanje</w:t>
       </w:r>
-      <w:r>
-        <w:rPr>
-          <w:lang w:val="de-DE"/>
-        </w:rPr>
-        <w:t xml:space="preserve"> podataka na vlastitim </w:t>
-      </w:r>
-      <w:r>
-        <w:rPr>
-          <w:lang w:val="de-DE"/>
-        </w:rPr>
+      <w:proofErr w:type="spellEnd"/>
+      <w:r>
+        <w:t xml:space="preserve"> </w:t>
+      </w:r>
+      <w:proofErr w:type="spellStart"/>
+      <w:r>
+        <w:t>podataka</w:t>
+      </w:r>
+      <w:proofErr w:type="spellEnd"/>
+      <w:r>
+        <w:t xml:space="preserve"> </w:t>
+      </w:r>
+      <w:proofErr w:type="spellStart"/>
+      <w:r>
+        <w:t>na</w:t>
+      </w:r>
+      <w:proofErr w:type="spellEnd"/>
+      <w:r>
+        <w:t xml:space="preserve"> </w:t>
+      </w:r>
+      <w:proofErr w:type="spellStart"/>
+      <w:r>
+        <w:t>vlastitim</w:t>
+      </w:r>
+      <w:proofErr w:type="spellEnd"/>
+      <w:r>
+        <w:t xml:space="preserve"> </w:t>
+      </w:r>
+      <w:r>
         <w:t xml:space="preserve">NAS </w:t>
       </w:r>
-      <w:r>
-        <w:rPr>
-          <w:lang w:val="de-DE"/>
-        </w:rPr>
-        <w:t>serverima, koriš</w:t>
-      </w:r>
-      <w:r>
-        <w:rPr>
-          <w:lang w:val="de-DE"/>
-        </w:rPr>
+      <w:proofErr w:type="spellStart"/>
+      <w:r>
+        <w:t>serverima</w:t>
+      </w:r>
+      <w:proofErr w:type="spellEnd"/>
+      <w:r>
+        <w:t xml:space="preserve">, </w:t>
+      </w:r>
+      <w:proofErr w:type="spellStart"/>
+      <w:r>
+        <w:t>koriš</w:t>
+      </w:r>
+      <w:r>
         <w:t>ć</w:t>
       </w:r>
       <w:r>
-        <w:rPr>
-          <w:lang w:val="de-DE"/>
-        </w:rPr>
-        <w:t>enje cloud storage</w:t>
-      </w:r>
-      <w:r>
-        <w:rPr>
-          <w:lang w:val="de-DE"/>
-        </w:rPr>
+        <w:t>enje</w:t>
+      </w:r>
+      <w:proofErr w:type="spellEnd"/>
+      <w:r>
+        <w:t xml:space="preserve"> cloud storage</w:t>
+      </w:r>
+      <w:r>
         <w:t>-</w:t>
       </w:r>
       <w:r>
-        <w:rPr>
-          <w:lang w:val="de-DE"/>
-        </w:rPr>
-        <w:t xml:space="preserve">a kod </w:t>
-      </w:r>
-      <w:r>
-        <w:rPr>
-          <w:lang w:val="de-DE"/>
-        </w:rPr>
+        <w:t xml:space="preserve">a </w:t>
+      </w:r>
+      <w:proofErr w:type="spellStart"/>
+      <w:r>
+        <w:t>kod</w:t>
+      </w:r>
+      <w:proofErr w:type="spellEnd"/>
+      <w:r>
+        <w:t xml:space="preserve"> </w:t>
+      </w:r>
+      <w:proofErr w:type="spellStart"/>
+      <w:r>
         <w:t>pružaoca</w:t>
       </w:r>
-      <w:r>
-        <w:rPr>
-          <w:lang w:val="de-DE"/>
-        </w:rPr>
-        <w:t xml:space="preserve"> usluga cloud computinga, ili kombinaciju oba pristupa. Korisnici mogu birati između različitih modela </w:t>
-      </w:r>
-      <w:r>
-        <w:rPr>
-          <w:lang w:val="de-DE"/>
-        </w:rPr>
+      <w:proofErr w:type="spellEnd"/>
+      <w:r>
+        <w:t xml:space="preserve"> </w:t>
+      </w:r>
+      <w:proofErr w:type="spellStart"/>
+      <w:r>
+        <w:t>usluga</w:t>
+      </w:r>
+      <w:proofErr w:type="spellEnd"/>
+      <w:r>
+        <w:t xml:space="preserve"> cloud </w:t>
+      </w:r>
+      <w:proofErr w:type="spellStart"/>
+      <w:r>
+        <w:t>computinga</w:t>
+      </w:r>
+      <w:proofErr w:type="spellEnd"/>
+      <w:r>
+        <w:t xml:space="preserve">, </w:t>
+      </w:r>
+      <w:proofErr w:type="spellStart"/>
+      <w:r>
+        <w:t>ili</w:t>
+      </w:r>
+      <w:proofErr w:type="spellEnd"/>
+      <w:r>
+        <w:t xml:space="preserve"> </w:t>
+      </w:r>
+      <w:proofErr w:type="spellStart"/>
+      <w:r>
+        <w:t>kombinaciju</w:t>
+      </w:r>
+      <w:proofErr w:type="spellEnd"/>
+      <w:r>
+        <w:t xml:space="preserve"> oba </w:t>
+      </w:r>
+      <w:proofErr w:type="spellStart"/>
+      <w:r>
+        <w:t>pristupa</w:t>
+      </w:r>
+      <w:proofErr w:type="spellEnd"/>
+      <w:r>
+        <w:t xml:space="preserve">. </w:t>
+      </w:r>
+      <w:proofErr w:type="spellStart"/>
+      <w:r>
+        <w:t>Korisnici</w:t>
+      </w:r>
+      <w:proofErr w:type="spellEnd"/>
+      <w:r>
+        <w:t xml:space="preserve"> </w:t>
+      </w:r>
+      <w:proofErr w:type="spellStart"/>
+      <w:r>
+        <w:t>mogu</w:t>
+      </w:r>
+      <w:proofErr w:type="spellEnd"/>
+      <w:r>
+        <w:t xml:space="preserve"> </w:t>
+      </w:r>
+      <w:proofErr w:type="spellStart"/>
+      <w:r>
+        <w:t>birati</w:t>
+      </w:r>
+      <w:proofErr w:type="spellEnd"/>
+      <w:r>
+        <w:t xml:space="preserve"> </w:t>
+      </w:r>
+      <w:proofErr w:type="spellStart"/>
+      <w:r>
+        <w:t>između</w:t>
+      </w:r>
+      <w:proofErr w:type="spellEnd"/>
+      <w:r>
+        <w:t xml:space="preserve"> </w:t>
+      </w:r>
+      <w:proofErr w:type="spellStart"/>
+      <w:r>
+        <w:t>različitih</w:t>
+      </w:r>
+      <w:proofErr w:type="spellEnd"/>
+      <w:r>
+        <w:t xml:space="preserve"> </w:t>
+      </w:r>
+      <w:proofErr w:type="spellStart"/>
+      <w:r>
+        <w:t>modela</w:t>
+      </w:r>
+      <w:proofErr w:type="spellEnd"/>
+      <w:r>
+        <w:t xml:space="preserve"> </w:t>
+      </w:r>
+      <w:proofErr w:type="spellStart"/>
+      <w:r>
         <w:t>čuvanja</w:t>
       </w:r>
-      <w:r>
-        <w:rPr>
-          <w:lang w:val="de-DE"/>
-        </w:rPr>
-        <w:t xml:space="preserve"> podataka, kao što su </w:t>
-      </w:r>
-      <w:r>
-        <w:rPr>
-          <w:lang w:val="de-DE"/>
-        </w:rPr>
+      <w:proofErr w:type="spellEnd"/>
+      <w:r>
+        <w:t xml:space="preserve"> </w:t>
+      </w:r>
+      <w:proofErr w:type="spellStart"/>
+      <w:r>
+        <w:t>podataka</w:t>
+      </w:r>
+      <w:proofErr w:type="spellEnd"/>
+      <w:r>
+        <w:t xml:space="preserve">, </w:t>
+      </w:r>
+      <w:proofErr w:type="spellStart"/>
+      <w:r>
+        <w:t>kao</w:t>
+      </w:r>
+      <w:proofErr w:type="spellEnd"/>
+      <w:r>
+        <w:t xml:space="preserve"> </w:t>
+      </w:r>
+      <w:proofErr w:type="spellStart"/>
+      <w:r>
+        <w:t>što</w:t>
+      </w:r>
+      <w:proofErr w:type="spellEnd"/>
+      <w:r>
+        <w:t xml:space="preserve"> </w:t>
+      </w:r>
+      <w:proofErr w:type="spellStart"/>
+      <w:r>
+        <w:t>su</w:t>
+      </w:r>
+      <w:proofErr w:type="spellEnd"/>
+      <w:r>
+        <w:t xml:space="preserve"> </w:t>
+      </w:r>
+      <w:proofErr w:type="spellStart"/>
+      <w:r>
         <w:t>lokalno</w:t>
       </w:r>
-      <w:r>
-        <w:rPr>
-          <w:lang w:val="de-DE"/>
-        </w:rPr>
+      <w:proofErr w:type="spellEnd"/>
+      <w:r>
         <w:t xml:space="preserve">, </w:t>
       </w:r>
       <w:r>
-        <w:rPr>
-          <w:lang w:val="de-DE"/>
-        </w:rPr>
         <w:t>cloud</w:t>
       </w:r>
       <w:r>
-        <w:rPr>
-          <w:lang w:val="de-DE"/>
-        </w:rPr>
-        <w:t xml:space="preserve"> ili </w:t>
-      </w:r>
-      <w:r>
-        <w:rPr>
-          <w:lang w:val="de-DE"/>
-        </w:rPr>
+        <w:t xml:space="preserve"> </w:t>
+      </w:r>
+      <w:proofErr w:type="spellStart"/>
+      <w:r>
+        <w:t>ili</w:t>
+      </w:r>
+      <w:proofErr w:type="spellEnd"/>
+      <w:r>
+        <w:t xml:space="preserve"> </w:t>
+      </w:r>
+      <w:proofErr w:type="spellStart"/>
+      <w:r>
         <w:t>kombinovano</w:t>
       </w:r>
-      <w:r>
-        <w:rPr>
-          <w:lang w:val="de-DE"/>
-        </w:rPr>
+      <w:proofErr w:type="spellEnd"/>
+      <w:r>
         <w:t xml:space="preserve">, </w:t>
       </w:r>
-      <w:r>
-        <w:rPr>
-          <w:lang w:val="de-DE"/>
-        </w:rPr>
+      <w:proofErr w:type="spellStart"/>
+      <w:r>
         <w:t>zavisno</w:t>
       </w:r>
-      <w:r>
-        <w:rPr>
-          <w:lang w:val="de-DE"/>
-        </w:rPr>
-        <w:t xml:space="preserve"> o njihovim specifičnim potrebama i zahtevima.</w:t>
+      <w:proofErr w:type="spellEnd"/>
+      <w:r>
+        <w:t xml:space="preserve"> o </w:t>
+      </w:r>
+      <w:proofErr w:type="spellStart"/>
+      <w:r>
+        <w:t>njihovim</w:t>
+      </w:r>
+      <w:proofErr w:type="spellEnd"/>
+      <w:r>
+        <w:t xml:space="preserve"> </w:t>
+      </w:r>
+      <w:proofErr w:type="spellStart"/>
+      <w:r>
+        <w:t>specifičnim</w:t>
+      </w:r>
+      <w:proofErr w:type="spellEnd"/>
+      <w:r>
+        <w:t xml:space="preserve"> </w:t>
+      </w:r>
+      <w:proofErr w:type="spellStart"/>
+      <w:r>
+        <w:t>potrebama</w:t>
+      </w:r>
+      <w:proofErr w:type="spellEnd"/>
+      <w:r>
+        <w:t xml:space="preserve"> </w:t>
+      </w:r>
+      <w:proofErr w:type="spellStart"/>
+      <w:r>
+        <w:t>i</w:t>
+      </w:r>
+      <w:proofErr w:type="spellEnd"/>
+      <w:r>
+        <w:t xml:space="preserve"> </w:t>
+      </w:r>
+      <w:proofErr w:type="spellStart"/>
+      <w:r>
+        <w:t>zahtevima</w:t>
+      </w:r>
+      <w:proofErr w:type="spellEnd"/>
+      <w:r>
+        <w:t>.</w:t>
       </w:r>
     </w:p>
     <w:p>
       <w:pPr>
         <w:pStyle w:val="NormalWeb"/>
-        <w:rPr>
-          <w:lang w:val="de-DE"/>
-        </w:rPr>
-      </w:pPr>
-      <w:r>
-        <w:rPr>
-          <w:lang w:val="de-DE"/>
-        </w:rPr>
-        <w:t>Usluga data storage igra ključnu ulogu u modernom informaci</w:t>
-      </w:r>
-      <w:r>
-        <w:rPr>
-          <w:lang w:val="de-DE"/>
-        </w:rPr>
+      </w:pPr>
+      <w:proofErr w:type="spellStart"/>
+      <w:r>
+        <w:t>Usluga</w:t>
+      </w:r>
+      <w:proofErr w:type="spellEnd"/>
+      <w:r>
+        <w:t xml:space="preserve"> data storage </w:t>
+      </w:r>
+      <w:proofErr w:type="spellStart"/>
+      <w:r>
+        <w:t>igra</w:t>
+      </w:r>
+      <w:proofErr w:type="spellEnd"/>
+      <w:r>
+        <w:t xml:space="preserve"> </w:t>
+      </w:r>
+      <w:proofErr w:type="spellStart"/>
+      <w:r>
+        <w:t>ključnu</w:t>
+      </w:r>
+      <w:proofErr w:type="spellEnd"/>
+      <w:r>
+        <w:t xml:space="preserve"> </w:t>
+      </w:r>
+      <w:proofErr w:type="spellStart"/>
+      <w:r>
+        <w:t>ulogu</w:t>
+      </w:r>
+      <w:proofErr w:type="spellEnd"/>
+      <w:r>
+        <w:t xml:space="preserve"> u </w:t>
+      </w:r>
+      <w:proofErr w:type="spellStart"/>
+      <w:r>
+        <w:t>modernom</w:t>
+      </w:r>
+      <w:proofErr w:type="spellEnd"/>
+      <w:r>
+        <w:t xml:space="preserve"> </w:t>
+      </w:r>
+      <w:proofErr w:type="spellStart"/>
+      <w:r>
+        <w:t>informaci</w:t>
+      </w:r>
+      <w:r>
         <w:t>onom</w:t>
       </w:r>
-      <w:r>
-        <w:rPr>
-          <w:lang w:val="de-DE"/>
-        </w:rPr>
-        <w:t xml:space="preserve"> društvu, omogućujući organizacijama i pojedincima da </w:t>
-      </w:r>
-      <w:r>
-        <w:rPr>
-          <w:lang w:val="de-DE"/>
-        </w:rPr>
+      <w:proofErr w:type="spellEnd"/>
+      <w:r>
+        <w:t xml:space="preserve"> </w:t>
+      </w:r>
+      <w:proofErr w:type="spellStart"/>
+      <w:r>
+        <w:t>društvu</w:t>
+      </w:r>
+      <w:proofErr w:type="spellEnd"/>
+      <w:r>
+        <w:t xml:space="preserve">, </w:t>
+      </w:r>
+      <w:proofErr w:type="spellStart"/>
+      <w:r>
+        <w:t>omogućujući</w:t>
+      </w:r>
+      <w:proofErr w:type="spellEnd"/>
+      <w:r>
+        <w:t xml:space="preserve"> </w:t>
+      </w:r>
+      <w:proofErr w:type="spellStart"/>
+      <w:r>
+        <w:t>organizacijama</w:t>
+      </w:r>
+      <w:proofErr w:type="spellEnd"/>
+      <w:r>
+        <w:t xml:space="preserve"> </w:t>
+      </w:r>
+      <w:proofErr w:type="spellStart"/>
+      <w:r>
+        <w:t>i</w:t>
+      </w:r>
+      <w:proofErr w:type="spellEnd"/>
+      <w:r>
+        <w:t xml:space="preserve"> </w:t>
+      </w:r>
+      <w:proofErr w:type="spellStart"/>
+      <w:r>
+        <w:t>pojedincima</w:t>
+      </w:r>
+      <w:proofErr w:type="spellEnd"/>
+      <w:r>
+        <w:t xml:space="preserve"> da </w:t>
+      </w:r>
+      <w:proofErr w:type="spellStart"/>
+      <w:r>
         <w:t>pravilno</w:t>
       </w:r>
-      <w:r>
-        <w:rPr>
-          <w:lang w:val="de-DE"/>
-        </w:rPr>
-        <w:t xml:space="preserve"> upravljaju, dele i koriste svoje podatke u svakodnevnom poslovanju i životu.</w:t>
+      <w:proofErr w:type="spellEnd"/>
+      <w:r>
+        <w:t xml:space="preserve"> </w:t>
+      </w:r>
+      <w:proofErr w:type="spellStart"/>
+      <w:r>
+        <w:t>upravljaju</w:t>
+      </w:r>
+      <w:proofErr w:type="spellEnd"/>
+      <w:r>
+        <w:t xml:space="preserve">, dele </w:t>
+      </w:r>
+      <w:proofErr w:type="spellStart"/>
+      <w:r>
+        <w:t>i</w:t>
+      </w:r>
+      <w:proofErr w:type="spellEnd"/>
+      <w:r>
+        <w:t xml:space="preserve"> </w:t>
+      </w:r>
+      <w:proofErr w:type="spellStart"/>
+      <w:r>
+        <w:t>koriste</w:t>
+      </w:r>
+      <w:proofErr w:type="spellEnd"/>
+      <w:r>
+        <w:t xml:space="preserve"> </w:t>
+      </w:r>
+      <w:proofErr w:type="spellStart"/>
+      <w:r>
+        <w:t>svoje</w:t>
+      </w:r>
+      <w:proofErr w:type="spellEnd"/>
+      <w:r>
+        <w:t xml:space="preserve"> </w:t>
+      </w:r>
+      <w:proofErr w:type="spellStart"/>
+      <w:r>
+        <w:t>podatke</w:t>
+      </w:r>
+      <w:proofErr w:type="spellEnd"/>
+      <w:r>
+        <w:t xml:space="preserve"> u </w:t>
+      </w:r>
+      <w:proofErr w:type="spellStart"/>
+      <w:r>
+        <w:t>svakodnevnom</w:t>
+      </w:r>
+      <w:proofErr w:type="spellEnd"/>
+      <w:r>
+        <w:t xml:space="preserve"> </w:t>
+      </w:r>
+      <w:proofErr w:type="spellStart"/>
+      <w:r>
+        <w:t>poslovanju</w:t>
+      </w:r>
+      <w:proofErr w:type="spellEnd"/>
+      <w:r>
+        <w:t xml:space="preserve"> </w:t>
+      </w:r>
+      <w:proofErr w:type="spellStart"/>
+      <w:r>
+        <w:t>i</w:t>
+      </w:r>
+      <w:proofErr w:type="spellEnd"/>
+      <w:r>
+        <w:t xml:space="preserve"> </w:t>
+      </w:r>
+      <w:proofErr w:type="spellStart"/>
+      <w:r>
+        <w:t>životu</w:t>
+      </w:r>
+      <w:proofErr w:type="spellEnd"/>
+      <w:r>
+        <w:t>.</w:t>
       </w:r>
     </w:p>
     <w:p>
       <w:pPr>
         <w:pStyle w:val="NormalWeb"/>
-        <w:rPr>
-          <w:lang w:val="de-DE"/>
-        </w:rPr>
-      </w:pPr>
-      <w:r>
-        <w:rPr>
-          <w:lang w:val="de-DE"/>
-        </w:rPr>
-        <w:t>WEB Dizajn</w:t>
-      </w:r>
+      </w:pPr>
+      <w:r>
+        <w:t xml:space="preserve">WEB </w:t>
+      </w:r>
+      <w:proofErr w:type="spellStart"/>
+      <w:r>
+        <w:t>Dizajn</w:t>
+      </w:r>
+      <w:proofErr w:type="spellEnd"/>
     </w:p>
     <w:p>
       <w:pPr>
         <w:pStyle w:val="NormalWeb"/>
-        <w:rPr>
-          <w:lang w:val="de-DE"/>
-        </w:rPr>
-      </w:pPr>
-      <w:r>
-        <w:rPr>
-          <w:lang w:val="de-DE"/>
-        </w:rPr>
-        <w:t>Usluga web dizajna obuhva</w:t>
-      </w:r>
-      <w:r>
-        <w:rPr>
-          <w:lang w:val="de-DE"/>
-        </w:rPr>
+      </w:pPr>
+      <w:proofErr w:type="spellStart"/>
+      <w:r>
+        <w:t>Usluga</w:t>
+      </w:r>
+      <w:proofErr w:type="spellEnd"/>
+      <w:r>
+        <w:t xml:space="preserve"> web </w:t>
+      </w:r>
+      <w:proofErr w:type="spellStart"/>
+      <w:r>
+        <w:t>dizajna</w:t>
+      </w:r>
+      <w:proofErr w:type="spellEnd"/>
+      <w:r>
+        <w:t xml:space="preserve"> </w:t>
+      </w:r>
+      <w:proofErr w:type="spellStart"/>
+      <w:r>
+        <w:t>obuhvata</w:t>
+      </w:r>
+      <w:proofErr w:type="spellEnd"/>
+      <w:r>
+        <w:t xml:space="preserve"> </w:t>
+      </w:r>
+      <w:proofErr w:type="spellStart"/>
+      <w:r>
+        <w:t>proces</w:t>
+      </w:r>
+      <w:proofErr w:type="spellEnd"/>
+      <w:r>
+        <w:t xml:space="preserve"> </w:t>
+      </w:r>
+      <w:proofErr w:type="spellStart"/>
+      <w:r>
+        <w:t>stvaranja</w:t>
+      </w:r>
+      <w:proofErr w:type="spellEnd"/>
+      <w:r>
+        <w:t xml:space="preserve"> </w:t>
+      </w:r>
+      <w:proofErr w:type="spellStart"/>
+      <w:r>
+        <w:t>i</w:t>
+      </w:r>
+      <w:proofErr w:type="spellEnd"/>
+      <w:r>
+        <w:t xml:space="preserve"> </w:t>
+      </w:r>
+      <w:proofErr w:type="spellStart"/>
+      <w:r>
+        <w:t>oblikovanja</w:t>
+      </w:r>
+      <w:proofErr w:type="spellEnd"/>
+      <w:r>
+        <w:t xml:space="preserve"> </w:t>
+      </w:r>
+      <w:proofErr w:type="spellStart"/>
+      <w:r>
+        <w:t>estetski</w:t>
+      </w:r>
+      <w:proofErr w:type="spellEnd"/>
+      <w:r>
+        <w:t xml:space="preserve"> </w:t>
+      </w:r>
+      <w:proofErr w:type="spellStart"/>
+      <w:r>
+        <w:t>privlačnih</w:t>
+      </w:r>
+      <w:proofErr w:type="spellEnd"/>
+      <w:r>
+        <w:t xml:space="preserve">, </w:t>
+      </w:r>
+      <w:proofErr w:type="spellStart"/>
+      <w:r>
+        <w:t>funkcionalnih</w:t>
+      </w:r>
+      <w:proofErr w:type="spellEnd"/>
+      <w:r>
+        <w:t xml:space="preserve"> </w:t>
+      </w:r>
+      <w:proofErr w:type="spellStart"/>
+      <w:r>
+        <w:t>i</w:t>
+      </w:r>
+      <w:proofErr w:type="spellEnd"/>
+      <w:r>
+        <w:t xml:space="preserve"> </w:t>
+      </w:r>
+      <w:proofErr w:type="spellStart"/>
+      <w:r>
+        <w:t>korisnički</w:t>
+      </w:r>
+      <w:proofErr w:type="spellEnd"/>
+      <w:r>
+        <w:t xml:space="preserve"> </w:t>
+      </w:r>
+      <w:proofErr w:type="spellStart"/>
+      <w:r>
+        <w:t>orijentisanih</w:t>
+      </w:r>
+      <w:proofErr w:type="spellEnd"/>
+      <w:r>
+        <w:t xml:space="preserve"> web </w:t>
+      </w:r>
+      <w:proofErr w:type="spellStart"/>
+      <w:r>
+        <w:t>stranica</w:t>
+      </w:r>
+      <w:proofErr w:type="spellEnd"/>
+      <w:r>
+        <w:t xml:space="preserve">. Ova </w:t>
+      </w:r>
+      <w:proofErr w:type="spellStart"/>
+      <w:r>
+        <w:t>usluga</w:t>
+      </w:r>
+      <w:proofErr w:type="spellEnd"/>
+      <w:r>
+        <w:t xml:space="preserve"> </w:t>
+      </w:r>
+      <w:proofErr w:type="spellStart"/>
+      <w:r>
+        <w:t>uključuje</w:t>
+      </w:r>
+      <w:proofErr w:type="spellEnd"/>
+      <w:r>
+        <w:t xml:space="preserve"> </w:t>
+      </w:r>
+      <w:proofErr w:type="spellStart"/>
+      <w:r>
+        <w:t>usku</w:t>
+      </w:r>
+      <w:proofErr w:type="spellEnd"/>
+      <w:r>
+        <w:t xml:space="preserve"> </w:t>
+      </w:r>
+      <w:proofErr w:type="spellStart"/>
+      <w:r>
+        <w:t>saradnju</w:t>
+      </w:r>
+      <w:proofErr w:type="spellEnd"/>
+      <w:r>
+        <w:t xml:space="preserve"> </w:t>
+      </w:r>
+      <w:proofErr w:type="spellStart"/>
+      <w:r>
+        <w:t>između</w:t>
+      </w:r>
+      <w:proofErr w:type="spellEnd"/>
+      <w:r>
+        <w:t xml:space="preserve"> </w:t>
+      </w:r>
+      <w:proofErr w:type="spellStart"/>
+      <w:r>
+        <w:t>dizajnera</w:t>
+      </w:r>
+      <w:proofErr w:type="spellEnd"/>
+      <w:r>
+        <w:t xml:space="preserve"> </w:t>
+      </w:r>
+      <w:proofErr w:type="spellStart"/>
+      <w:r>
+        <w:t>i</w:t>
+      </w:r>
+      <w:proofErr w:type="spellEnd"/>
+      <w:r>
+        <w:t xml:space="preserve"> </w:t>
+      </w:r>
+      <w:proofErr w:type="spellStart"/>
+      <w:r>
+        <w:t>klijenata</w:t>
+      </w:r>
+      <w:proofErr w:type="spellEnd"/>
+      <w:r>
+        <w:t xml:space="preserve"> </w:t>
+      </w:r>
+      <w:proofErr w:type="spellStart"/>
+      <w:r>
+        <w:t>kako</w:t>
+      </w:r>
+      <w:proofErr w:type="spellEnd"/>
+      <w:r>
+        <w:t xml:space="preserve"> bi se </w:t>
+      </w:r>
+      <w:proofErr w:type="spellStart"/>
+      <w:r>
+        <w:t>stvorio</w:t>
+      </w:r>
+      <w:proofErr w:type="spellEnd"/>
+      <w:r>
+        <w:t xml:space="preserve"> online </w:t>
+      </w:r>
+      <w:proofErr w:type="spellStart"/>
+      <w:r>
+        <w:t>identitet</w:t>
+      </w:r>
+      <w:proofErr w:type="spellEnd"/>
+      <w:r>
+        <w:t xml:space="preserve"> koji </w:t>
+      </w:r>
+      <w:proofErr w:type="spellStart"/>
+      <w:r>
+        <w:t>odražava</w:t>
+      </w:r>
+      <w:proofErr w:type="spellEnd"/>
+      <w:r>
+        <w:t xml:space="preserve"> </w:t>
+      </w:r>
+      <w:proofErr w:type="spellStart"/>
+      <w:r>
+        <w:t>brend</w:t>
+      </w:r>
+      <w:proofErr w:type="spellEnd"/>
+      <w:r>
+        <w:t xml:space="preserve">, </w:t>
+      </w:r>
+      <w:proofErr w:type="spellStart"/>
+      <w:r>
+        <w:t>ciljeve</w:t>
+      </w:r>
+      <w:proofErr w:type="spellEnd"/>
+      <w:r>
+        <w:t xml:space="preserve"> </w:t>
+      </w:r>
+      <w:proofErr w:type="spellStart"/>
+      <w:r>
+        <w:t>i</w:t>
+      </w:r>
+      <w:proofErr w:type="spellEnd"/>
+      <w:r>
+        <w:t xml:space="preserve"> </w:t>
+      </w:r>
+      <w:proofErr w:type="spellStart"/>
+      <w:r>
+        <w:t>vrednosti</w:t>
+      </w:r>
+      <w:proofErr w:type="spellEnd"/>
+      <w:r>
+        <w:t xml:space="preserve"> </w:t>
+      </w:r>
+      <w:proofErr w:type="spellStart"/>
+      <w:r>
+        <w:t>klijenta</w:t>
+      </w:r>
+      <w:proofErr w:type="spellEnd"/>
+      <w:r>
+        <w:t>.</w:t>
+      </w:r>
+    </w:p>
+    <w:p>
+      <w:pPr>
+        <w:pStyle w:val="NormalWeb"/>
+      </w:pPr>
+      <w:proofErr w:type="spellStart"/>
+      <w:r>
+        <w:t>Naš</w:t>
+      </w:r>
+      <w:proofErr w:type="spellEnd"/>
+      <w:r>
+        <w:t xml:space="preserve"> </w:t>
+      </w:r>
+      <w:proofErr w:type="spellStart"/>
+      <w:r>
+        <w:t>tim</w:t>
+      </w:r>
+      <w:proofErr w:type="spellEnd"/>
+      <w:r>
+        <w:t xml:space="preserve"> web </w:t>
+      </w:r>
+      <w:proofErr w:type="spellStart"/>
+      <w:r>
+        <w:t>dizajnera</w:t>
+      </w:r>
+      <w:proofErr w:type="spellEnd"/>
+      <w:r>
+        <w:t xml:space="preserve"> </w:t>
+      </w:r>
+      <w:proofErr w:type="spellStart"/>
+      <w:r>
+        <w:t>koristi</w:t>
+      </w:r>
+      <w:proofErr w:type="spellEnd"/>
+      <w:r>
+        <w:t xml:space="preserve"> </w:t>
+      </w:r>
+      <w:proofErr w:type="spellStart"/>
+      <w:r>
+        <w:t>svoje</w:t>
+      </w:r>
+      <w:proofErr w:type="spellEnd"/>
+      <w:r>
+        <w:t xml:space="preserve"> </w:t>
+      </w:r>
+      <w:proofErr w:type="spellStart"/>
+      <w:r>
+        <w:t>stručno</w:t>
+      </w:r>
+      <w:proofErr w:type="spellEnd"/>
+      <w:r>
+        <w:t xml:space="preserve"> </w:t>
+      </w:r>
+      <w:proofErr w:type="spellStart"/>
+      <w:r>
+        <w:t>znanje</w:t>
+      </w:r>
+      <w:proofErr w:type="spellEnd"/>
+      <w:r>
+        <w:t xml:space="preserve"> </w:t>
+      </w:r>
+      <w:proofErr w:type="spellStart"/>
+      <w:r>
+        <w:t>i</w:t>
+      </w:r>
+      <w:proofErr w:type="spellEnd"/>
+      <w:r>
+        <w:t xml:space="preserve"> </w:t>
+      </w:r>
+      <w:proofErr w:type="spellStart"/>
+      <w:r>
+        <w:t>kreativnost</w:t>
+      </w:r>
+      <w:proofErr w:type="spellEnd"/>
+      <w:r>
+        <w:t xml:space="preserve"> </w:t>
+      </w:r>
+      <w:proofErr w:type="spellStart"/>
+      <w:r>
+        <w:t>kako</w:t>
+      </w:r>
+      <w:proofErr w:type="spellEnd"/>
+      <w:r>
+        <w:t xml:space="preserve"> bi </w:t>
+      </w:r>
+      <w:proofErr w:type="spellStart"/>
+      <w:r>
+        <w:t>kreirao</w:t>
+      </w:r>
+      <w:proofErr w:type="spellEnd"/>
+      <w:r>
+        <w:t xml:space="preserve"> </w:t>
+      </w:r>
+      <w:proofErr w:type="spellStart"/>
+      <w:r>
+        <w:t>dizajn</w:t>
+      </w:r>
+      <w:proofErr w:type="spellEnd"/>
+      <w:r>
+        <w:t xml:space="preserve"> koji </w:t>
+      </w:r>
+      <w:proofErr w:type="spellStart"/>
+      <w:r>
+        <w:t>odgovara</w:t>
+      </w:r>
+      <w:proofErr w:type="spellEnd"/>
+      <w:r>
+        <w:t xml:space="preserve"> </w:t>
+      </w:r>
+      <w:proofErr w:type="spellStart"/>
+      <w:r>
+        <w:t>potrebama</w:t>
+      </w:r>
+      <w:proofErr w:type="spellEnd"/>
+      <w:r>
+        <w:t xml:space="preserve"> </w:t>
+      </w:r>
+      <w:proofErr w:type="spellStart"/>
+      <w:r>
+        <w:t>i</w:t>
+      </w:r>
+      <w:proofErr w:type="spellEnd"/>
+      <w:r>
+        <w:t xml:space="preserve"> </w:t>
+      </w:r>
+      <w:proofErr w:type="spellStart"/>
+      <w:r>
+        <w:t>preferencijama</w:t>
+      </w:r>
+      <w:proofErr w:type="spellEnd"/>
+      <w:r>
+        <w:t xml:space="preserve"> </w:t>
+      </w:r>
+      <w:proofErr w:type="spellStart"/>
+      <w:r>
+        <w:t>klijenta</w:t>
+      </w:r>
+      <w:proofErr w:type="spellEnd"/>
+      <w:r>
+        <w:t xml:space="preserve">, </w:t>
+      </w:r>
+      <w:proofErr w:type="spellStart"/>
+      <w:r>
+        <w:t>uzimajući</w:t>
+      </w:r>
+      <w:proofErr w:type="spellEnd"/>
+      <w:r>
+        <w:t xml:space="preserve"> u </w:t>
+      </w:r>
+      <w:proofErr w:type="spellStart"/>
+      <w:r>
+        <w:t>obzir</w:t>
+      </w:r>
+      <w:proofErr w:type="spellEnd"/>
+      <w:r>
+        <w:t xml:space="preserve"> </w:t>
+      </w:r>
+      <w:proofErr w:type="spellStart"/>
+      <w:r>
+        <w:t>aspekte</w:t>
+      </w:r>
+      <w:proofErr w:type="spellEnd"/>
+      <w:r>
+        <w:t xml:space="preserve"> </w:t>
+      </w:r>
+      <w:proofErr w:type="spellStart"/>
+      <w:r>
+        <w:t>kao</w:t>
+      </w:r>
+      <w:proofErr w:type="spellEnd"/>
+      <w:r>
+        <w:t xml:space="preserve"> </w:t>
+      </w:r>
+      <w:proofErr w:type="spellStart"/>
+      <w:r>
+        <w:t>što</w:t>
+      </w:r>
+      <w:proofErr w:type="spellEnd"/>
+      <w:r>
+        <w:t xml:space="preserve"> </w:t>
+      </w:r>
+      <w:proofErr w:type="spellStart"/>
+      <w:r>
+        <w:t>su</w:t>
+      </w:r>
+      <w:proofErr w:type="spellEnd"/>
+      <w:r>
+        <w:t xml:space="preserve"> </w:t>
+      </w:r>
+      <w:proofErr w:type="spellStart"/>
+      <w:r>
+        <w:t>korisničko</w:t>
+      </w:r>
+      <w:proofErr w:type="spellEnd"/>
+      <w:r>
+        <w:t xml:space="preserve"> </w:t>
+      </w:r>
+      <w:proofErr w:type="spellStart"/>
+      <w:r>
+        <w:t>iskustvo</w:t>
+      </w:r>
+      <w:proofErr w:type="spellEnd"/>
+      <w:r>
+        <w:t xml:space="preserve">, </w:t>
+      </w:r>
+      <w:proofErr w:type="spellStart"/>
+      <w:r>
+        <w:t>optimizovanost</w:t>
+      </w:r>
+      <w:proofErr w:type="spellEnd"/>
+      <w:r>
+        <w:t xml:space="preserve"> </w:t>
+      </w:r>
+      <w:r>
+        <w:t>za</w:t>
+      </w:r>
+      <w:r>
+        <w:t xml:space="preserve"> </w:t>
+      </w:r>
+      <w:proofErr w:type="spellStart"/>
+      <w:r>
+        <w:t>različite</w:t>
+      </w:r>
+      <w:proofErr w:type="spellEnd"/>
+      <w:r>
+        <w:t xml:space="preserve"> </w:t>
+      </w:r>
+      <w:proofErr w:type="spellStart"/>
+      <w:r>
+        <w:t>uređaje</w:t>
+      </w:r>
+      <w:proofErr w:type="spellEnd"/>
+      <w:r>
+        <w:t xml:space="preserve">, </w:t>
+      </w:r>
+      <w:proofErr w:type="spellStart"/>
+      <w:r>
+        <w:t>estetika</w:t>
+      </w:r>
+      <w:proofErr w:type="spellEnd"/>
+      <w:r>
+        <w:t xml:space="preserve">, </w:t>
+      </w:r>
+      <w:proofErr w:type="spellStart"/>
+      <w:r>
+        <w:t>funkcionalnost</w:t>
+      </w:r>
+      <w:proofErr w:type="spellEnd"/>
+      <w:r>
+        <w:t xml:space="preserve"> </w:t>
+      </w:r>
+      <w:proofErr w:type="spellStart"/>
+      <w:r>
+        <w:t>i</w:t>
+      </w:r>
+      <w:proofErr w:type="spellEnd"/>
+      <w:r>
+        <w:t xml:space="preserve"> </w:t>
+      </w:r>
+      <w:proofErr w:type="spellStart"/>
+      <w:r>
+        <w:t>optimizacija</w:t>
+      </w:r>
+      <w:proofErr w:type="spellEnd"/>
+      <w:r>
+        <w:t xml:space="preserve"> za </w:t>
+      </w:r>
+      <w:proofErr w:type="spellStart"/>
+      <w:r>
+        <w:t>pretraživače</w:t>
+      </w:r>
+      <w:proofErr w:type="spellEnd"/>
+      <w:r>
+        <w:t>.</w:t>
+      </w:r>
+    </w:p>
+    <w:p>
+      <w:pPr>
+        <w:pStyle w:val="NormalWeb"/>
+      </w:pPr>
+      <w:proofErr w:type="spellStart"/>
+      <w:r>
+        <w:t>Usluga</w:t>
+      </w:r>
+      <w:proofErr w:type="spellEnd"/>
+      <w:r>
+        <w:t xml:space="preserve"> web </w:t>
+      </w:r>
+      <w:proofErr w:type="spellStart"/>
+      <w:r>
+        <w:t>dizajna</w:t>
+      </w:r>
+      <w:proofErr w:type="spellEnd"/>
+      <w:r>
+        <w:t xml:space="preserve"> </w:t>
+      </w:r>
+      <w:proofErr w:type="spellStart"/>
+      <w:r>
+        <w:t>obuhva</w:t>
+      </w:r>
+      <w:r>
         <w:t>t</w:t>
       </w:r>
       <w:r>
-        <w:rPr>
-          <w:lang w:val="de-DE"/>
-        </w:rPr>
-        <w:t>a proces stvaranja i oblikovanja estetski privlačnih, funkcionalnih i korisnički orijenti</w:t>
-      </w:r>
-      <w:r>
-        <w:rPr>
-          <w:lang w:val="de-DE"/>
-        </w:rPr>
+        <w:t>a</w:t>
+      </w:r>
+      <w:proofErr w:type="spellEnd"/>
+      <w:r>
+        <w:t xml:space="preserve"> </w:t>
+      </w:r>
+      <w:proofErr w:type="spellStart"/>
+      <w:r>
+        <w:t>sve</w:t>
+      </w:r>
+      <w:proofErr w:type="spellEnd"/>
+      <w:r>
+        <w:t xml:space="preserve"> </w:t>
+      </w:r>
+      <w:proofErr w:type="spellStart"/>
+      <w:r>
+        <w:t>korake</w:t>
+      </w:r>
+      <w:proofErr w:type="spellEnd"/>
+      <w:r>
+        <w:t xml:space="preserve"> </w:t>
+      </w:r>
+      <w:proofErr w:type="spellStart"/>
+      <w:r>
+        <w:t>od</w:t>
+      </w:r>
+      <w:proofErr w:type="spellEnd"/>
+      <w:r>
+        <w:t xml:space="preserve"> </w:t>
+      </w:r>
+      <w:proofErr w:type="spellStart"/>
+      <w:r>
+        <w:t>početnog</w:t>
+      </w:r>
+      <w:proofErr w:type="spellEnd"/>
+      <w:r>
+        <w:t xml:space="preserve"> </w:t>
+      </w:r>
+      <w:proofErr w:type="spellStart"/>
+      <w:r>
+        <w:t>planiranja</w:t>
+      </w:r>
+      <w:proofErr w:type="spellEnd"/>
+      <w:r>
+        <w:t xml:space="preserve"> </w:t>
+      </w:r>
+      <w:proofErr w:type="spellStart"/>
+      <w:r>
+        <w:t>i</w:t>
+      </w:r>
+      <w:proofErr w:type="spellEnd"/>
+      <w:r>
+        <w:t xml:space="preserve"> </w:t>
+      </w:r>
+      <w:proofErr w:type="spellStart"/>
+      <w:r>
+        <w:t>konceptualizacije</w:t>
+      </w:r>
+      <w:proofErr w:type="spellEnd"/>
+      <w:r>
+        <w:t xml:space="preserve"> do </w:t>
+      </w:r>
+      <w:proofErr w:type="spellStart"/>
+      <w:r>
+        <w:t>implementacije</w:t>
+      </w:r>
+      <w:proofErr w:type="spellEnd"/>
+      <w:r>
+        <w:t xml:space="preserve"> </w:t>
+      </w:r>
+      <w:proofErr w:type="spellStart"/>
+      <w:r>
+        <w:t>i</w:t>
+      </w:r>
+      <w:proofErr w:type="spellEnd"/>
+      <w:r>
+        <w:t xml:space="preserve"> </w:t>
+      </w:r>
+      <w:proofErr w:type="spellStart"/>
+      <w:r>
+        <w:t>testiranja</w:t>
+      </w:r>
+      <w:proofErr w:type="spellEnd"/>
+      <w:r>
+        <w:t xml:space="preserve"> web </w:t>
+      </w:r>
+      <w:proofErr w:type="spellStart"/>
+      <w:r>
+        <w:t>stranice</w:t>
+      </w:r>
+      <w:proofErr w:type="spellEnd"/>
+      <w:r>
+        <w:t xml:space="preserve">. </w:t>
+      </w:r>
+      <w:proofErr w:type="spellStart"/>
+      <w:r>
+        <w:t>Naši</w:t>
+      </w:r>
+      <w:proofErr w:type="spellEnd"/>
+      <w:r>
+        <w:t xml:space="preserve"> </w:t>
+      </w:r>
+      <w:proofErr w:type="spellStart"/>
+      <w:r>
+        <w:t>d</w:t>
+      </w:r>
+      <w:r>
+        <w:t>izajneri</w:t>
+      </w:r>
+      <w:proofErr w:type="spellEnd"/>
+      <w:r>
+        <w:t xml:space="preserve"> </w:t>
+      </w:r>
+      <w:proofErr w:type="spellStart"/>
+      <w:r>
+        <w:t>rade</w:t>
+      </w:r>
+      <w:proofErr w:type="spellEnd"/>
+      <w:r>
+        <w:t xml:space="preserve"> </w:t>
+      </w:r>
+      <w:proofErr w:type="spellStart"/>
+      <w:r>
+        <w:t>na</w:t>
+      </w:r>
+      <w:proofErr w:type="spellEnd"/>
+      <w:r>
+        <w:t xml:space="preserve"> </w:t>
+      </w:r>
+      <w:proofErr w:type="spellStart"/>
+      <w:r>
+        <w:t>stvaranju</w:t>
+      </w:r>
+      <w:proofErr w:type="spellEnd"/>
+      <w:r>
+        <w:t xml:space="preserve"> </w:t>
+      </w:r>
+      <w:proofErr w:type="spellStart"/>
+      <w:r>
+        <w:t>jedinstvenih</w:t>
+      </w:r>
+      <w:proofErr w:type="spellEnd"/>
+      <w:r>
+        <w:t xml:space="preserve"> </w:t>
+      </w:r>
+      <w:proofErr w:type="spellStart"/>
+      <w:r>
+        <w:t>i</w:t>
+      </w:r>
+      <w:proofErr w:type="spellEnd"/>
+      <w:r>
+        <w:t xml:space="preserve"> </w:t>
+      </w:r>
+      <w:proofErr w:type="spellStart"/>
+      <w:r>
+        <w:t>privlačnih</w:t>
+      </w:r>
+      <w:proofErr w:type="spellEnd"/>
+      <w:r>
+        <w:t xml:space="preserve"> </w:t>
+      </w:r>
+      <w:proofErr w:type="spellStart"/>
+      <w:r>
+        <w:t>dizajna</w:t>
+      </w:r>
+      <w:proofErr w:type="spellEnd"/>
+      <w:r>
+        <w:t xml:space="preserve"> koji </w:t>
+      </w:r>
+      <w:proofErr w:type="spellStart"/>
+      <w:r>
+        <w:t>privlače</w:t>
+      </w:r>
+      <w:proofErr w:type="spellEnd"/>
+      <w:r>
+        <w:t xml:space="preserve"> </w:t>
+      </w:r>
+      <w:proofErr w:type="spellStart"/>
+      <w:r>
+        <w:t>pažnju</w:t>
+      </w:r>
+      <w:proofErr w:type="spellEnd"/>
+      <w:r>
+        <w:t xml:space="preserve"> </w:t>
+      </w:r>
+      <w:proofErr w:type="spellStart"/>
+      <w:r>
+        <w:t>poseti</w:t>
+      </w:r>
+      <w:r>
+        <w:t>laca</w:t>
+      </w:r>
+      <w:proofErr w:type="spellEnd"/>
+      <w:r>
+        <w:t xml:space="preserve"> </w:t>
+      </w:r>
+      <w:proofErr w:type="spellStart"/>
+      <w:r>
+        <w:t>i</w:t>
+      </w:r>
+      <w:proofErr w:type="spellEnd"/>
+      <w:r>
+        <w:t xml:space="preserve"> </w:t>
+      </w:r>
+      <w:proofErr w:type="spellStart"/>
+      <w:r>
+        <w:t>po</w:t>
+      </w:r>
+      <w:r>
+        <w:t>ds</w:t>
+      </w:r>
+      <w:r>
+        <w:t>tiču</w:t>
+      </w:r>
+      <w:proofErr w:type="spellEnd"/>
+      <w:r>
+        <w:t xml:space="preserve"> </w:t>
+      </w:r>
+      <w:proofErr w:type="spellStart"/>
+      <w:r>
+        <w:t>ih</w:t>
+      </w:r>
+      <w:proofErr w:type="spellEnd"/>
+      <w:r>
+        <w:t xml:space="preserve"> </w:t>
+      </w:r>
+      <w:proofErr w:type="spellStart"/>
+      <w:r>
+        <w:t>na</w:t>
+      </w:r>
+      <w:proofErr w:type="spellEnd"/>
+      <w:r>
+        <w:t xml:space="preserve"> </w:t>
+      </w:r>
+      <w:proofErr w:type="spellStart"/>
+      <w:r>
+        <w:t>interakciju</w:t>
+      </w:r>
+      <w:proofErr w:type="spellEnd"/>
+      <w:r>
+        <w:t xml:space="preserve"> </w:t>
+      </w:r>
+      <w:proofErr w:type="spellStart"/>
+      <w:r>
         <w:t>s</w:t>
       </w:r>
       <w:r>
-        <w:rPr>
-          <w:lang w:val="de-DE"/>
-        </w:rPr>
-        <w:t xml:space="preserve">anih web stranica. Ova usluga uključuje </w:t>
-      </w:r>
-      <w:r>
-        <w:rPr>
-          <w:lang w:val="de-DE"/>
-        </w:rPr>
-        <w:t xml:space="preserve">usku </w:t>
-      </w:r>
-      <w:r>
-        <w:rPr>
-          <w:lang w:val="de-DE"/>
-        </w:rPr>
-        <w:t>s</w:t>
-      </w:r>
-      <w:r>
-        <w:rPr>
-          <w:lang w:val="de-DE"/>
-        </w:rPr>
         <w:t>a</w:t>
       </w:r>
-      <w:r>
-        <w:rPr>
-          <w:lang w:val="de-DE"/>
-        </w:rPr>
-        <w:t>radnju između dizajnera i klijenata kako bi se stvorio online identitet koji odražava brend, ciljeve i vrednosti klijenta.</w:t>
+      <w:proofErr w:type="spellEnd"/>
+      <w:r>
+        <w:t xml:space="preserve"> </w:t>
+      </w:r>
+      <w:proofErr w:type="spellStart"/>
+      <w:r>
+        <w:t>sadržajem</w:t>
+      </w:r>
+      <w:proofErr w:type="spellEnd"/>
+      <w:r>
+        <w:t>.</w:t>
       </w:r>
     </w:p>
     <w:p>
       <w:pPr>
         <w:pStyle w:val="NormalWeb"/>
-        <w:rPr>
-          <w:lang w:val="de-DE"/>
-        </w:rPr>
-      </w:pPr>
-      <w:r>
-        <w:rPr>
-          <w:lang w:val="de-DE"/>
-        </w:rPr>
-        <w:t>Naš t</w:t>
-      </w:r>
-      <w:r>
-        <w:rPr>
-          <w:lang w:val="de-DE"/>
-        </w:rPr>
-        <w:t xml:space="preserve">im web dizajnera koristi svoje stručno znanje i kreativnost kako bi kreirao dizajn koji odgovara potrebama i preferencijama klijenta, uzimajući u obzir aspekte kao što su korisničko iskustvo, </w:t>
-      </w:r>
-      <w:r>
-        <w:rPr>
-          <w:lang w:val="de-DE"/>
-        </w:rPr>
-        <w:t>optimizovanost</w:t>
-      </w:r>
-      <w:r>
-        <w:rPr>
-          <w:lang w:val="de-DE"/>
-        </w:rPr>
-        <w:t xml:space="preserve"> </w:t>
-      </w:r>
-      <w:r>
-        <w:rPr>
-          <w:lang w:val="de-DE"/>
-        </w:rPr>
-        <w:t>za</w:t>
-      </w:r>
-      <w:r>
-        <w:rPr>
-          <w:lang w:val="de-DE"/>
-        </w:rPr>
-        <w:t xml:space="preserve"> različite uređaje, estetika, funkcionalnost i optimizacija za </w:t>
-      </w:r>
-      <w:r>
-        <w:rPr>
-          <w:lang w:val="de-DE"/>
-        </w:rPr>
-        <w:t>pretraživače</w:t>
-      </w:r>
-      <w:r>
-        <w:rPr>
-          <w:lang w:val="de-DE"/>
-        </w:rPr>
+      </w:pPr>
+      <w:proofErr w:type="spellStart"/>
+      <w:r>
+        <w:t>Cilj</w:t>
+      </w:r>
+      <w:proofErr w:type="spellEnd"/>
+      <w:r>
+        <w:t xml:space="preserve"> </w:t>
+      </w:r>
+      <w:proofErr w:type="spellStart"/>
+      <w:r>
+        <w:t>nam</w:t>
+      </w:r>
+      <w:proofErr w:type="spellEnd"/>
+      <w:r>
+        <w:t xml:space="preserve"> je </w:t>
+      </w:r>
+      <w:proofErr w:type="spellStart"/>
+      <w:r>
+        <w:t>stvoriti</w:t>
+      </w:r>
+      <w:proofErr w:type="spellEnd"/>
+      <w:r>
+        <w:t xml:space="preserve"> web </w:t>
+      </w:r>
+      <w:proofErr w:type="spellStart"/>
+      <w:r>
+        <w:t>stranic</w:t>
+      </w:r>
+      <w:r>
+        <w:t>e</w:t>
+      </w:r>
+      <w:proofErr w:type="spellEnd"/>
+      <w:r>
+        <w:t xml:space="preserve"> </w:t>
+      </w:r>
+      <w:proofErr w:type="spellStart"/>
+      <w:r>
+        <w:t>koja</w:t>
+      </w:r>
+      <w:proofErr w:type="spellEnd"/>
+      <w:r>
+        <w:t xml:space="preserve"> </w:t>
+      </w:r>
+      <w:proofErr w:type="spellStart"/>
+      <w:r>
+        <w:t>pruža</w:t>
+      </w:r>
+      <w:r>
+        <w:t>ju</w:t>
+      </w:r>
+      <w:proofErr w:type="spellEnd"/>
+      <w:r>
+        <w:t xml:space="preserve"> </w:t>
+      </w:r>
+      <w:proofErr w:type="spellStart"/>
+      <w:r>
+        <w:t>pozitivno</w:t>
+      </w:r>
+      <w:proofErr w:type="spellEnd"/>
+      <w:r>
+        <w:t xml:space="preserve"> </w:t>
+      </w:r>
+      <w:proofErr w:type="spellStart"/>
+      <w:r>
+        <w:t>korisničko</w:t>
+      </w:r>
+      <w:proofErr w:type="spellEnd"/>
+      <w:r>
+        <w:t xml:space="preserve"> </w:t>
+      </w:r>
+      <w:proofErr w:type="spellStart"/>
+      <w:r>
+        <w:t>iskustvo</w:t>
+      </w:r>
+      <w:proofErr w:type="spellEnd"/>
+      <w:r>
+        <w:t xml:space="preserve">, </w:t>
+      </w:r>
+      <w:proofErr w:type="spellStart"/>
+      <w:r>
+        <w:t>olakšava</w:t>
+      </w:r>
+      <w:proofErr w:type="spellEnd"/>
+      <w:r>
+        <w:t xml:space="preserve"> </w:t>
+      </w:r>
+      <w:proofErr w:type="spellStart"/>
+      <w:r>
+        <w:t>navigaciju</w:t>
+      </w:r>
+      <w:proofErr w:type="spellEnd"/>
+      <w:r>
+        <w:t xml:space="preserve">, </w:t>
+      </w:r>
+      <w:proofErr w:type="spellStart"/>
+      <w:r>
+        <w:t>po</w:t>
+      </w:r>
+      <w:r>
+        <w:t>ds</w:t>
+      </w:r>
+      <w:r>
+        <w:t>tiče</w:t>
+      </w:r>
+      <w:proofErr w:type="spellEnd"/>
+      <w:r>
+        <w:t xml:space="preserve"> </w:t>
+      </w:r>
+      <w:proofErr w:type="spellStart"/>
+      <w:r>
+        <w:t>angažman</w:t>
+      </w:r>
+      <w:proofErr w:type="spellEnd"/>
+      <w:r>
+        <w:t xml:space="preserve"> </w:t>
+      </w:r>
+      <w:proofErr w:type="spellStart"/>
+      <w:r>
+        <w:t>korisnika</w:t>
+      </w:r>
+      <w:proofErr w:type="spellEnd"/>
+      <w:r>
+        <w:t xml:space="preserve"> </w:t>
+      </w:r>
+      <w:proofErr w:type="spellStart"/>
+      <w:r>
+        <w:t>i</w:t>
+      </w:r>
+      <w:proofErr w:type="spellEnd"/>
+      <w:r>
+        <w:t xml:space="preserve"> </w:t>
+      </w:r>
+      <w:proofErr w:type="spellStart"/>
+      <w:r>
+        <w:t>doprinosi</w:t>
+      </w:r>
+      <w:proofErr w:type="spellEnd"/>
+      <w:r>
+        <w:t xml:space="preserve"> </w:t>
+      </w:r>
+      <w:proofErr w:type="spellStart"/>
+      <w:r>
+        <w:t>postizanju</w:t>
+      </w:r>
+      <w:proofErr w:type="spellEnd"/>
+      <w:r>
+        <w:t xml:space="preserve"> </w:t>
+      </w:r>
+      <w:proofErr w:type="spellStart"/>
+      <w:r>
+        <w:t>poslovnih</w:t>
+      </w:r>
+      <w:proofErr w:type="spellEnd"/>
+      <w:r>
+        <w:t xml:space="preserve"> </w:t>
+      </w:r>
+      <w:proofErr w:type="spellStart"/>
+      <w:r>
+        <w:t>ciljeva</w:t>
+      </w:r>
+      <w:proofErr w:type="spellEnd"/>
+      <w:r>
+        <w:t xml:space="preserve"> </w:t>
+      </w:r>
+      <w:proofErr w:type="spellStart"/>
+      <w:r>
+        <w:t>klijenta</w:t>
+      </w:r>
+      <w:proofErr w:type="spellEnd"/>
+      <w:r>
+        <w:t xml:space="preserve">, </w:t>
+      </w:r>
+      <w:proofErr w:type="spellStart"/>
+      <w:r>
+        <w:t>bilo</w:t>
+      </w:r>
+      <w:proofErr w:type="spellEnd"/>
+      <w:r>
+        <w:t xml:space="preserve"> da se </w:t>
+      </w:r>
+      <w:proofErr w:type="spellStart"/>
+      <w:r>
+        <w:t>radi</w:t>
+      </w:r>
+      <w:proofErr w:type="spellEnd"/>
+      <w:r>
+        <w:t xml:space="preserve"> o </w:t>
+      </w:r>
+      <w:proofErr w:type="spellStart"/>
+      <w:r>
+        <w:t>prodaji</w:t>
+      </w:r>
+      <w:proofErr w:type="spellEnd"/>
+      <w:r>
+        <w:t xml:space="preserve"> </w:t>
+      </w:r>
+      <w:proofErr w:type="spellStart"/>
+      <w:r>
+        <w:t>proizvoda</w:t>
+      </w:r>
+      <w:proofErr w:type="spellEnd"/>
+      <w:r>
+        <w:t xml:space="preserve">, </w:t>
+      </w:r>
+      <w:proofErr w:type="spellStart"/>
+      <w:r>
+        <w:t>promociji</w:t>
+      </w:r>
+      <w:proofErr w:type="spellEnd"/>
+      <w:r>
+        <w:t xml:space="preserve"> </w:t>
+      </w:r>
+      <w:proofErr w:type="spellStart"/>
+      <w:r>
+        <w:t>usluga</w:t>
+      </w:r>
+      <w:proofErr w:type="spellEnd"/>
+      <w:r>
+        <w:t xml:space="preserve"> </w:t>
+      </w:r>
+      <w:proofErr w:type="spellStart"/>
+      <w:r>
+        <w:t>ili</w:t>
+      </w:r>
+      <w:proofErr w:type="spellEnd"/>
+      <w:r>
+        <w:t xml:space="preserve"> </w:t>
+      </w:r>
+      <w:proofErr w:type="spellStart"/>
+      <w:r>
+        <w:t>deljenju</w:t>
+      </w:r>
+      <w:proofErr w:type="spellEnd"/>
+      <w:r>
+        <w:t xml:space="preserve"> </w:t>
+      </w:r>
+      <w:proofErr w:type="spellStart"/>
+      <w:r>
+        <w:t>informacija</w:t>
+      </w:r>
+      <w:proofErr w:type="spellEnd"/>
+      <w:r>
         <w:t>.</w:t>
       </w:r>
     </w:p>
     <w:p>
       <w:pPr>
         <w:pStyle w:val="NormalWeb"/>
-        <w:rPr>
-          <w:lang w:val="de-DE"/>
-        </w:rPr>
-      </w:pPr>
-      <w:r>
-        <w:rPr>
-          <w:lang w:val="de-DE"/>
-        </w:rPr>
-        <w:t>Usluga web dizajna obuhva</w:t>
-      </w:r>
-      <w:r>
-        <w:rPr>
-          <w:lang w:val="de-DE"/>
-        </w:rPr>
-        <w:t>t</w:t>
-      </w:r>
-      <w:r>
-        <w:rPr>
-          <w:lang w:val="de-DE"/>
-        </w:rPr>
-        <w:t xml:space="preserve">a sve korake od početnog planiranja i konceptualizacije do implementacije i testiranja web stranice. </w:t>
-      </w:r>
-      <w:r>
-        <w:rPr>
-          <w:lang w:val="de-DE"/>
-        </w:rPr>
-        <w:t>Naši d</w:t>
-      </w:r>
-      <w:r>
-        <w:rPr>
-          <w:lang w:val="de-DE"/>
-        </w:rPr>
-        <w:t>izajneri rade na stvaranju jedinstvenih i privlačnih dizajna koji privlače pažnju poseti</w:t>
-      </w:r>
-      <w:r>
-        <w:rPr>
-          <w:lang w:val="de-DE"/>
-        </w:rPr>
-        <w:t>laca</w:t>
-      </w:r>
-      <w:r>
-        <w:rPr>
-          <w:lang w:val="de-DE"/>
-        </w:rPr>
-        <w:t xml:space="preserve"> i po</w:t>
-      </w:r>
-      <w:r>
-        <w:rPr>
-          <w:lang w:val="de-DE"/>
-        </w:rPr>
-        <w:t>ds</w:t>
-      </w:r>
-      <w:r>
-        <w:rPr>
-          <w:lang w:val="de-DE"/>
-        </w:rPr>
-        <w:t>tiču ih na interakciju s</w:t>
-      </w:r>
-      <w:r>
-        <w:rPr>
-          <w:lang w:val="de-DE"/>
-        </w:rPr>
-        <w:t>a</w:t>
-      </w:r>
-      <w:r>
-        <w:rPr>
-          <w:lang w:val="de-DE"/>
-        </w:rPr>
-        <w:t xml:space="preserve"> sadržajem.</w:t>
-      </w:r>
-    </w:p>
-    <w:p>
-      <w:pPr>
-        <w:pStyle w:val="NormalWeb"/>
-        <w:rPr>
-          <w:lang w:val="de-DE"/>
-        </w:rPr>
-      </w:pPr>
-      <w:r>
-        <w:rPr>
-          <w:lang w:val="de-DE"/>
-        </w:rPr>
-        <w:t xml:space="preserve">Cilj </w:t>
-      </w:r>
-      <w:r>
-        <w:rPr>
-          <w:lang w:val="de-DE"/>
-        </w:rPr>
-        <w:t>nam</w:t>
-      </w:r>
-      <w:r>
-        <w:rPr>
-          <w:lang w:val="de-DE"/>
-        </w:rPr>
-        <w:t xml:space="preserve"> je stvoriti web stranic</w:t>
-      </w:r>
-      <w:r>
-        <w:rPr>
-          <w:lang w:val="de-DE"/>
-        </w:rPr>
-        <w:t>e</w:t>
-      </w:r>
-      <w:r>
-        <w:rPr>
-          <w:lang w:val="de-DE"/>
-        </w:rPr>
-        <w:t xml:space="preserve"> koja pruža</w:t>
-      </w:r>
-      <w:r>
-        <w:rPr>
-          <w:lang w:val="de-DE"/>
-        </w:rPr>
-        <w:t>ju</w:t>
-      </w:r>
-      <w:r>
-        <w:rPr>
-          <w:lang w:val="de-DE"/>
-        </w:rPr>
-        <w:t xml:space="preserve"> pozitivno korisničko iskustvo, olakšava navigaciju, po</w:t>
-      </w:r>
-      <w:r>
-        <w:rPr>
-          <w:lang w:val="de-DE"/>
-        </w:rPr>
-        <w:t>ds</w:t>
-      </w:r>
-      <w:r>
-        <w:rPr>
-          <w:lang w:val="de-DE"/>
-        </w:rPr>
-        <w:t>tiče angažman korisnika i doprinosi postizanju poslovnih ciljeva klijenta, bilo da se radi o prodaji proizvoda, promociji usluga ili deljenju informacija.</w:t>
-      </w:r>
-    </w:p>
-    <w:p>
-      <w:pPr>
-        <w:pStyle w:val="NormalWeb"/>
-        <w:rPr>
-          <w:lang w:val="de-DE"/>
-        </w:rPr>
-      </w:pPr>
+      </w:pPr>
+      <w:proofErr w:type="spellStart"/>
       <w:r>
         <w:rPr>
           <w:rStyle w:val="Strong"/>
           <w:rFonts w:eastAsiaTheme="majorEastAsia"/>
-          <w:lang w:val="de-DE"/>
-        </w:rPr>
-        <w:t xml:space="preserve">Kreiranje </w:t>
-      </w:r>
+        </w:rPr>
+        <w:t>Kreiranje</w:t>
+      </w:r>
+      <w:proofErr w:type="spellEnd"/>
       <w:r>
         <w:rPr>
           <w:rStyle w:val="Strong"/>
           <w:rFonts w:eastAsiaTheme="majorEastAsia"/>
-          <w:lang w:val="de-DE"/>
-        </w:rPr>
-        <w:t>b</w:t>
-      </w:r>
+        </w:rPr>
+        <w:t xml:space="preserve"> </w:t>
+      </w:r>
+      <w:proofErr w:type="spellStart"/>
       <w:r>
         <w:rPr>
           <w:rStyle w:val="Strong"/>
           <w:rFonts w:eastAsiaTheme="majorEastAsia"/>
-          <w:lang w:val="de-DE"/>
-        </w:rPr>
-        <w:t>aza</w:t>
+        </w:rPr>
+        <w:t>b</w:t>
       </w:r>
       <w:r>
         <w:rPr>
           <w:rStyle w:val="Strong"/>
           <w:rFonts w:eastAsiaTheme="majorEastAsia"/>
-          <w:lang w:val="de-DE"/>
-        </w:rPr>
-        <w:t xml:space="preserve"> podataka</w:t>
-      </w:r>
+        </w:rPr>
+        <w:t>aza</w:t>
+      </w:r>
+      <w:proofErr w:type="spellEnd"/>
       <w:r>
         <w:rPr>
           <w:rStyle w:val="Strong"/>
           <w:rFonts w:eastAsiaTheme="majorEastAsia"/>
-          <w:lang w:val="de-DE"/>
-        </w:rPr>
-        <w:t xml:space="preserve"> i </w:t>
-      </w:r>
+        </w:rPr>
+        <w:t xml:space="preserve"> </w:t>
+      </w:r>
+      <w:proofErr w:type="spellStart"/>
       <w:r>
         <w:rPr>
           <w:rStyle w:val="Strong"/>
           <w:rFonts w:eastAsiaTheme="majorEastAsia"/>
-          <w:lang w:val="de-DE"/>
-        </w:rPr>
-        <w:t>a</w:t>
-      </w:r>
+        </w:rPr>
+        <w:t>podataka</w:t>
+      </w:r>
+      <w:proofErr w:type="spellEnd"/>
       <w:r>
         <w:rPr>
           <w:rStyle w:val="Strong"/>
           <w:rFonts w:eastAsiaTheme="majorEastAsia"/>
-          <w:lang w:val="de-DE"/>
-        </w:rPr>
-        <w:t xml:space="preserve">plikacija: Vaš </w:t>
-      </w:r>
+        </w:rPr>
+        <w:t xml:space="preserve"> </w:t>
+      </w:r>
+      <w:proofErr w:type="spellStart"/>
       <w:r>
         <w:rPr>
           <w:rStyle w:val="Strong"/>
           <w:rFonts w:eastAsiaTheme="majorEastAsia"/>
-          <w:lang w:val="de-DE"/>
-        </w:rPr>
-        <w:t>k</w:t>
-      </w:r>
+        </w:rPr>
+        <w:t>i</w:t>
+      </w:r>
+      <w:proofErr w:type="spellEnd"/>
       <w:r>
         <w:rPr>
           <w:rStyle w:val="Strong"/>
           <w:rFonts w:eastAsiaTheme="majorEastAsia"/>
-          <w:lang w:val="de-DE"/>
-        </w:rPr>
-        <w:t xml:space="preserve">ljuč za </w:t>
-      </w:r>
+        </w:rPr>
+        <w:t xml:space="preserve"> </w:t>
+      </w:r>
+      <w:proofErr w:type="spellStart"/>
       <w:r>
         <w:rPr>
           <w:rStyle w:val="Strong"/>
           <w:rFonts w:eastAsiaTheme="majorEastAsia"/>
-          <w:lang w:val="de-DE"/>
-        </w:rPr>
-        <w:t>d</w:t>
+        </w:rPr>
+        <w:t>a</w:t>
       </w:r>
       <w:r>
         <w:rPr>
           <w:rStyle w:val="Strong"/>
           <w:rFonts w:eastAsiaTheme="majorEastAsia"/>
-          <w:lang w:val="de-DE"/>
-        </w:rPr>
-        <w:t xml:space="preserve">igitalni </w:t>
-      </w:r>
+        </w:rPr>
+        <w:t>plikacija</w:t>
+      </w:r>
+      <w:proofErr w:type="spellEnd"/>
       <w:r>
         <w:rPr>
           <w:rStyle w:val="Strong"/>
           <w:rFonts w:eastAsiaTheme="majorEastAsia"/>
-          <w:lang w:val="de-DE"/>
-        </w:rPr>
-        <w:t>n</w:t>
-      </w:r>
+        </w:rPr>
+        <w:t xml:space="preserve">: </w:t>
+      </w:r>
+      <w:proofErr w:type="spellStart"/>
       <w:r>
         <w:rPr>
           <w:rStyle w:val="Strong"/>
           <w:rFonts w:eastAsiaTheme="majorEastAsia"/>
-          <w:lang w:val="de-DE"/>
-        </w:rPr>
-        <w:t>apredak</w:t>
-      </w:r>
-    </w:p>
-    <w:p>
-      <w:pPr>
-        <w:pStyle w:val="NormalWeb"/>
-        <w:rPr>
-          <w:lang w:val="de-DE"/>
-        </w:rPr>
-      </w:pPr>
-      <w:r>
-        <w:rPr>
-          <w:lang w:val="de-DE"/>
-        </w:rPr>
-        <w:t xml:space="preserve">U </w:t>
-      </w:r>
-      <w:r>
-        <w:rPr>
-          <w:lang w:val="de-DE"/>
-        </w:rPr>
-        <w:t xml:space="preserve">GeoBiz kompaniji </w:t>
-      </w:r>
-      <w:r>
-        <w:rPr>
-          <w:lang w:val="de-DE"/>
-        </w:rPr>
-        <w:t>specijaliz</w:t>
-      </w:r>
-      <w:r>
-        <w:rPr>
-          <w:lang w:val="de-DE"/>
-        </w:rPr>
-        <w:t>ovani</w:t>
-      </w:r>
-      <w:r>
-        <w:rPr>
-          <w:lang w:val="de-DE"/>
-        </w:rPr>
-        <w:t xml:space="preserve"> smo </w:t>
-      </w:r>
-      <w:r>
-        <w:rPr>
-          <w:lang w:val="de-DE"/>
-        </w:rPr>
-        <w:t>jedinstveno</w:t>
-      </w:r>
-      <w:r>
-        <w:rPr>
-          <w:lang w:val="de-DE"/>
-        </w:rPr>
-        <w:t xml:space="preserve"> kreiranj</w:t>
-      </w:r>
-      <w:r>
-        <w:rPr>
-          <w:lang w:val="de-DE"/>
-        </w:rPr>
-        <w:t>e</w:t>
-      </w:r>
-      <w:r>
-        <w:rPr>
-          <w:lang w:val="de-DE"/>
-        </w:rPr>
-        <w:t xml:space="preserve"> baza i aplikacija koje po</w:t>
-      </w:r>
-      <w:r>
-        <w:rPr>
-          <w:lang w:val="de-DE"/>
-        </w:rPr>
-        <w:t>ds</w:t>
-      </w:r>
-      <w:r>
-        <w:rPr>
-          <w:lang w:val="de-DE"/>
-        </w:rPr>
-        <w:t>tiču digitalni napredak i unapređuju poslovanje naših klijenata.</w:t>
-      </w:r>
-    </w:p>
-    <w:p>
-      <w:pPr>
-        <w:pStyle w:val="NormalWeb"/>
-        <w:rPr>
-          <w:lang w:val="de-DE"/>
-        </w:rPr>
-      </w:pPr>
-      <w:r>
-        <w:rPr>
-          <w:lang w:val="de-DE"/>
-        </w:rPr>
-        <w:t>Kreiramo aplikacije koje su prilagođenje vašem poslovanju, aplikacije koje će ubrzati vaše poslovanje, olakšati rad i omogućiti menadžmentu brže donošenje pravih odluka na osnovu izveštaja koje pravimo.</w:t>
-      </w:r>
-    </w:p>
-    <w:p>
-      <w:pPr>
-        <w:pStyle w:val="NormalWeb"/>
-        <w:rPr>
-          <w:lang w:val="de-DE"/>
-        </w:rPr>
-      </w:pPr>
-      <w:r>
-        <w:rPr>
-          <w:lang w:val="de-DE"/>
-        </w:rPr>
-        <w:t>Naš tim stručnjaka posvećen je razvoju prilagođenih baza podataka i aplikacija koje zadovoljavaju specifične potrebe i zahteve naših klijenata. Počevši od detaljnog analiziranja poslovnih procesa i potreba, pa sve do dizajniranja, razvoja i implementacije, radimo sa strašću kako bismo stvorili rješenja koja donose stvarnu vrednost.</w:t>
-      </w:r>
-    </w:p>
-    <w:p>
-      <w:pPr>
-        <w:pStyle w:val="NormalWeb"/>
-        <w:rPr>
-          <w:lang w:val="de-DE"/>
-        </w:rPr>
-      </w:pPr>
-      <w:r>
-        <w:rPr>
-          <w:lang w:val="de-DE"/>
-        </w:rPr>
-        <w:lastRenderedPageBreak/>
-        <w:t>Kroz naše usluge, klijenti dobi</w:t>
-      </w:r>
-      <w:r>
-        <w:rPr>
-          <w:lang w:val="de-DE"/>
-        </w:rPr>
-        <w:t>j</w:t>
-      </w:r>
-      <w:r>
-        <w:rPr>
-          <w:lang w:val="de-DE"/>
-        </w:rPr>
-        <w:t xml:space="preserve">aju prilagođene baze podataka koje omogućuju </w:t>
-      </w:r>
-      <w:r>
-        <w:rPr>
-          <w:lang w:val="de-DE"/>
-        </w:rPr>
-        <w:t>efikasno</w:t>
-      </w:r>
-      <w:r>
-        <w:rPr>
-          <w:lang w:val="de-DE"/>
-        </w:rPr>
-        <w:t xml:space="preserve"> upravljanje i analizu podataka, kao i aplikacije koje poboljšavaju produktivnost, automatiz</w:t>
-      </w:r>
-      <w:r>
-        <w:rPr>
-          <w:lang w:val="de-DE"/>
-        </w:rPr>
-        <w:t xml:space="preserve">uju </w:t>
-      </w:r>
-      <w:r>
-        <w:rPr>
-          <w:lang w:val="de-DE"/>
-        </w:rPr>
-        <w:t>procese i poboljšavaju korisničko iskustvo.</w:t>
-      </w:r>
-    </w:p>
-    <w:p>
-      <w:pPr>
-        <w:pStyle w:val="NormalWeb"/>
-        <w:rPr>
-          <w:lang w:val="de-DE"/>
-        </w:rPr>
-      </w:pPr>
-      <w:r>
-        <w:rPr>
-          <w:lang w:val="de-DE"/>
-        </w:rPr>
-        <w:t>Nezavisno</w:t>
-      </w:r>
-      <w:r>
-        <w:rPr>
-          <w:lang w:val="de-DE"/>
-        </w:rPr>
-        <w:t xml:space="preserve"> o veličini vaše </w:t>
-      </w:r>
-      <w:r>
-        <w:rPr>
-          <w:lang w:val="de-DE"/>
-        </w:rPr>
-        <w:t>kompanije</w:t>
-      </w:r>
-      <w:r>
-        <w:rPr>
-          <w:lang w:val="de-DE"/>
-        </w:rPr>
-        <w:t xml:space="preserve"> ili industrije, </w:t>
-      </w:r>
-      <w:r>
-        <w:rPr>
-          <w:lang w:val="de-DE"/>
-        </w:rPr>
-        <w:t>razvićemo za</w:t>
-      </w:r>
-      <w:r>
-        <w:rPr>
-          <w:lang w:val="de-DE"/>
-        </w:rPr>
-        <w:t xml:space="preserve"> </w:t>
-      </w:r>
-      <w:r>
-        <w:rPr>
-          <w:lang w:val="de-DE"/>
-        </w:rPr>
-        <w:t>vas</w:t>
-      </w:r>
-      <w:r>
-        <w:rPr>
-          <w:lang w:val="de-DE"/>
-        </w:rPr>
-        <w:t xml:space="preserve"> potrebne alate i resurse za uspešno vođenje vašeg poslovanja u digitalnom svetu. Kontaktirajte nas danas i otkrijte kako možemo transformi</w:t>
-      </w:r>
-      <w:r>
-        <w:rPr>
-          <w:lang w:val="de-DE"/>
-        </w:rPr>
-        <w:t>s</w:t>
-      </w:r>
-      <w:r>
-        <w:rPr>
-          <w:lang w:val="de-DE"/>
-        </w:rPr>
-        <w:t>ati vaše poslovanje putem naprednih tehnoloških rešenja.</w:t>
-      </w:r>
-    </w:p>
-    <w:p>
-      <w:pPr>
-        <w:pStyle w:val="NormalWeb"/>
-        <w:rPr>
-          <w:lang w:val="de-DE"/>
-        </w:rPr>
-      </w:pPr>
-    </w:p>
-    <w:p>
-      <w:pPr>
-        <w:pStyle w:val="NormalWeb"/>
-        <w:rPr>
-          <w:lang w:val="de-DE"/>
-        </w:rPr>
-      </w:pPr>
+        </w:rPr>
+        <w:t>Vaš</w:t>
+      </w:r>
+      <w:proofErr w:type="spellEnd"/>
       <w:r>
         <w:rPr>
           <w:rStyle w:val="Strong"/>
           <w:rFonts w:eastAsiaTheme="majorEastAsia"/>
-          <w:lang w:val="de-DE"/>
-        </w:rPr>
-        <w:t xml:space="preserve">Bezbednost </w:t>
-      </w:r>
+        </w:rPr>
+        <w:t xml:space="preserve"> </w:t>
+      </w:r>
+      <w:proofErr w:type="spellStart"/>
       <w:r>
         <w:rPr>
           <w:rStyle w:val="Strong"/>
           <w:rFonts w:eastAsiaTheme="majorEastAsia"/>
-          <w:lang w:val="de-DE"/>
-        </w:rPr>
-        <w:t>i</w:t>
+        </w:rPr>
+        <w:t>k</w:t>
       </w:r>
       <w:r>
         <w:rPr>
           <w:rStyle w:val="Strong"/>
           <w:rFonts w:eastAsiaTheme="majorEastAsia"/>
-          <w:lang w:val="de-DE"/>
-        </w:rPr>
-        <w:t xml:space="preserve">nformacija prema ISO </w:t>
-      </w:r>
+        </w:rPr>
+        <w:t>ljuč</w:t>
+      </w:r>
+      <w:proofErr w:type="spellEnd"/>
       <w:r>
         <w:rPr>
           <w:rStyle w:val="Strong"/>
           <w:rFonts w:eastAsiaTheme="majorEastAsia"/>
-          <w:lang w:val="de-DE"/>
-        </w:rPr>
-        <w:t>s</w:t>
-      </w:r>
+        </w:rPr>
+        <w:t xml:space="preserve"> za </w:t>
+      </w:r>
+      <w:proofErr w:type="spellStart"/>
       <w:r>
         <w:rPr>
           <w:rStyle w:val="Strong"/>
           <w:rFonts w:eastAsiaTheme="majorEastAsia"/>
-          <w:lang w:val="de-DE"/>
-        </w:rPr>
-        <w:t xml:space="preserve">tandardima: Vaša </w:t>
+        </w:rPr>
+        <w:t>d</w:t>
       </w:r>
       <w:r>
         <w:rPr>
           <w:rStyle w:val="Strong"/>
           <w:rFonts w:eastAsiaTheme="majorEastAsia"/>
-          <w:lang w:val="de-DE"/>
-        </w:rPr>
-        <w:t>z</w:t>
-      </w:r>
+        </w:rPr>
+        <w:t>igitalni</w:t>
+      </w:r>
+      <w:proofErr w:type="spellEnd"/>
       <w:r>
         <w:rPr>
           <w:rStyle w:val="Strong"/>
           <w:rFonts w:eastAsiaTheme="majorEastAsia"/>
-          <w:lang w:val="de-DE"/>
-        </w:rPr>
-        <w:t xml:space="preserve">aštita u </w:t>
-      </w:r>
+        </w:rPr>
+        <w:t xml:space="preserve"> </w:t>
+      </w:r>
+      <w:proofErr w:type="spellStart"/>
       <w:r>
         <w:rPr>
           <w:rStyle w:val="Strong"/>
           <w:rFonts w:eastAsiaTheme="majorEastAsia"/>
-          <w:lang w:val="de-DE"/>
-        </w:rPr>
-        <w:t>d</w:t>
+        </w:rPr>
+        <w:t>n</w:t>
       </w:r>
       <w:r>
         <w:rPr>
           <w:rStyle w:val="Strong"/>
           <w:rFonts w:eastAsiaTheme="majorEastAsia"/>
-          <w:lang w:val="de-DE"/>
-        </w:rPr>
-        <w:t xml:space="preserve">igitalnom </w:t>
-      </w:r>
+        </w:rPr>
+        <w:t>apredak</w:t>
+      </w:r>
+      <w:proofErr w:type="spellEnd"/>
+    </w:p>
+    <w:p>
+      <w:pPr>
+        <w:pStyle w:val="NormalWeb"/>
+      </w:pPr>
+      <w:r>
+        <w:t xml:space="preserve">U GeoBiz </w:t>
+      </w:r>
+      <w:proofErr w:type="spellStart"/>
+      <w:r>
+        <w:t>kompaniji</w:t>
+      </w:r>
+      <w:proofErr w:type="spellEnd"/>
+      <w:r>
+        <w:t xml:space="preserve"> </w:t>
+      </w:r>
+      <w:proofErr w:type="spellStart"/>
+      <w:r>
+        <w:t>specijalizovani</w:t>
+      </w:r>
+      <w:proofErr w:type="spellEnd"/>
+      <w:r>
+        <w:t xml:space="preserve"> </w:t>
+      </w:r>
+      <w:proofErr w:type="spellStart"/>
+      <w:r>
+        <w:t>smo</w:t>
+      </w:r>
+      <w:proofErr w:type="spellEnd"/>
+      <w:r>
+        <w:t xml:space="preserve"> </w:t>
+      </w:r>
+      <w:proofErr w:type="spellStart"/>
+      <w:r>
+        <w:t>jedinstveno</w:t>
+      </w:r>
+      <w:proofErr w:type="spellEnd"/>
+      <w:r>
+        <w:t xml:space="preserve"> </w:t>
+      </w:r>
+      <w:proofErr w:type="spellStart"/>
+      <w:r>
+        <w:t>kreiranje</w:t>
+      </w:r>
+      <w:proofErr w:type="spellEnd"/>
+      <w:r>
+        <w:t xml:space="preserve"> </w:t>
+      </w:r>
+      <w:proofErr w:type="spellStart"/>
+      <w:r>
+        <w:t>baza</w:t>
+      </w:r>
+      <w:proofErr w:type="spellEnd"/>
+      <w:r>
+        <w:t xml:space="preserve"> </w:t>
+      </w:r>
+      <w:proofErr w:type="spellStart"/>
+      <w:r>
+        <w:t>i</w:t>
+      </w:r>
+      <w:proofErr w:type="spellEnd"/>
+      <w:r>
+        <w:t xml:space="preserve"> </w:t>
+      </w:r>
+      <w:proofErr w:type="spellStart"/>
+      <w:r>
+        <w:t>aplikacija</w:t>
+      </w:r>
+      <w:proofErr w:type="spellEnd"/>
+      <w:r>
+        <w:t xml:space="preserve"> </w:t>
+      </w:r>
+      <w:proofErr w:type="spellStart"/>
+      <w:r>
+        <w:t>koje</w:t>
+      </w:r>
+      <w:proofErr w:type="spellEnd"/>
+      <w:r>
+        <w:t xml:space="preserve"> </w:t>
+      </w:r>
+      <w:proofErr w:type="spellStart"/>
+      <w:r>
+        <w:t>podstiču</w:t>
+      </w:r>
+      <w:proofErr w:type="spellEnd"/>
+      <w:r>
+        <w:t xml:space="preserve"> </w:t>
+      </w:r>
+      <w:proofErr w:type="spellStart"/>
+      <w:r>
+        <w:t>digitalni</w:t>
+      </w:r>
+      <w:proofErr w:type="spellEnd"/>
+      <w:r>
+        <w:t xml:space="preserve"> </w:t>
+      </w:r>
+      <w:proofErr w:type="spellStart"/>
+      <w:r>
+        <w:t>napredak</w:t>
+      </w:r>
+      <w:proofErr w:type="spellEnd"/>
+      <w:r>
+        <w:t xml:space="preserve"> </w:t>
+      </w:r>
+      <w:proofErr w:type="spellStart"/>
+      <w:r>
+        <w:t>i</w:t>
+      </w:r>
+      <w:proofErr w:type="spellEnd"/>
+      <w:r>
+        <w:t xml:space="preserve"> </w:t>
+      </w:r>
+      <w:proofErr w:type="spellStart"/>
+      <w:r>
+        <w:t>unapređuju</w:t>
+      </w:r>
+      <w:proofErr w:type="spellEnd"/>
+      <w:r>
+        <w:t xml:space="preserve"> </w:t>
+      </w:r>
+      <w:proofErr w:type="spellStart"/>
+      <w:r>
+        <w:t>poslovanje</w:t>
+      </w:r>
+      <w:proofErr w:type="spellEnd"/>
+      <w:r>
+        <w:t xml:space="preserve"> </w:t>
+      </w:r>
+      <w:proofErr w:type="spellStart"/>
+      <w:r>
+        <w:t>naših</w:t>
+      </w:r>
+      <w:proofErr w:type="spellEnd"/>
+      <w:r>
+        <w:t xml:space="preserve"> </w:t>
+      </w:r>
+      <w:proofErr w:type="spellStart"/>
+      <w:r>
+        <w:t>klijenata</w:t>
+      </w:r>
+      <w:proofErr w:type="spellEnd"/>
+      <w:r>
+        <w:t>.</w:t>
+      </w:r>
+    </w:p>
+    <w:p>
+      <w:pPr>
+        <w:pStyle w:val="NormalWeb"/>
+      </w:pPr>
+      <w:proofErr w:type="spellStart"/>
+      <w:r>
+        <w:t>Kreiramo</w:t>
+      </w:r>
+      <w:proofErr w:type="spellEnd"/>
+      <w:r>
+        <w:t xml:space="preserve"> </w:t>
+      </w:r>
+      <w:proofErr w:type="spellStart"/>
+      <w:r>
+        <w:t>aplikacije</w:t>
+      </w:r>
+      <w:proofErr w:type="spellEnd"/>
+      <w:r>
+        <w:t xml:space="preserve"> </w:t>
+      </w:r>
+      <w:proofErr w:type="spellStart"/>
+      <w:r>
+        <w:t>koje</w:t>
+      </w:r>
+      <w:proofErr w:type="spellEnd"/>
+      <w:r>
+        <w:t xml:space="preserve"> </w:t>
+      </w:r>
+      <w:proofErr w:type="spellStart"/>
+      <w:r>
+        <w:t>su</w:t>
+      </w:r>
+      <w:proofErr w:type="spellEnd"/>
+      <w:r>
+        <w:t xml:space="preserve"> </w:t>
+      </w:r>
+      <w:proofErr w:type="spellStart"/>
+      <w:r>
+        <w:t>prilagođenje</w:t>
+      </w:r>
+      <w:proofErr w:type="spellEnd"/>
+      <w:r>
+        <w:t xml:space="preserve"> </w:t>
+      </w:r>
+      <w:proofErr w:type="spellStart"/>
+      <w:r>
+        <w:t>vašem</w:t>
+      </w:r>
+      <w:proofErr w:type="spellEnd"/>
+      <w:r>
+        <w:t xml:space="preserve"> </w:t>
+      </w:r>
+      <w:proofErr w:type="spellStart"/>
+      <w:r>
+        <w:t>poslovanju</w:t>
+      </w:r>
+      <w:proofErr w:type="spellEnd"/>
+      <w:r>
+        <w:t xml:space="preserve">, </w:t>
+      </w:r>
+      <w:proofErr w:type="spellStart"/>
+      <w:r>
+        <w:t>aplikacije</w:t>
+      </w:r>
+      <w:proofErr w:type="spellEnd"/>
+      <w:r>
+        <w:t xml:space="preserve"> </w:t>
+      </w:r>
+      <w:proofErr w:type="spellStart"/>
+      <w:r>
+        <w:t>koje</w:t>
+      </w:r>
+      <w:proofErr w:type="spellEnd"/>
+      <w:r>
+        <w:t xml:space="preserve"> </w:t>
+      </w:r>
+      <w:proofErr w:type="spellStart"/>
+      <w:r>
+        <w:t>će</w:t>
+      </w:r>
+      <w:proofErr w:type="spellEnd"/>
+      <w:r>
+        <w:t xml:space="preserve"> </w:t>
+      </w:r>
+      <w:proofErr w:type="spellStart"/>
+      <w:r>
+        <w:t>ubrzati</w:t>
+      </w:r>
+      <w:proofErr w:type="spellEnd"/>
+      <w:r>
+        <w:t xml:space="preserve"> </w:t>
+      </w:r>
+      <w:proofErr w:type="spellStart"/>
+      <w:r>
+        <w:t>vaše</w:t>
+      </w:r>
+      <w:proofErr w:type="spellEnd"/>
+      <w:r>
+        <w:t xml:space="preserve"> </w:t>
+      </w:r>
+      <w:proofErr w:type="spellStart"/>
+      <w:r>
+        <w:t>poslovanje</w:t>
+      </w:r>
+      <w:proofErr w:type="spellEnd"/>
+      <w:r>
+        <w:t xml:space="preserve">, </w:t>
+      </w:r>
+      <w:proofErr w:type="spellStart"/>
+      <w:r>
+        <w:t>olakšati</w:t>
+      </w:r>
+      <w:proofErr w:type="spellEnd"/>
+      <w:r>
+        <w:t xml:space="preserve"> rad </w:t>
+      </w:r>
+      <w:proofErr w:type="spellStart"/>
+      <w:r>
+        <w:t>i</w:t>
+      </w:r>
+      <w:proofErr w:type="spellEnd"/>
+      <w:r>
+        <w:t xml:space="preserve"> </w:t>
+      </w:r>
+      <w:proofErr w:type="spellStart"/>
+      <w:r>
+        <w:t>omogućiti</w:t>
+      </w:r>
+      <w:proofErr w:type="spellEnd"/>
+      <w:r>
+        <w:t xml:space="preserve"> </w:t>
+      </w:r>
+      <w:proofErr w:type="spellStart"/>
+      <w:r>
+        <w:t>menadžmentu</w:t>
+      </w:r>
+      <w:proofErr w:type="spellEnd"/>
+      <w:r>
+        <w:t xml:space="preserve"> </w:t>
+      </w:r>
+      <w:proofErr w:type="spellStart"/>
+      <w:r>
+        <w:t>brže</w:t>
+      </w:r>
+      <w:proofErr w:type="spellEnd"/>
+      <w:r>
+        <w:t xml:space="preserve"> </w:t>
+      </w:r>
+      <w:proofErr w:type="spellStart"/>
+      <w:r>
+        <w:t>donošenje</w:t>
+      </w:r>
+      <w:proofErr w:type="spellEnd"/>
+      <w:r>
+        <w:t xml:space="preserve"> </w:t>
+      </w:r>
+      <w:proofErr w:type="spellStart"/>
+      <w:r>
+        <w:t>pravih</w:t>
+      </w:r>
+      <w:proofErr w:type="spellEnd"/>
+      <w:r>
+        <w:t xml:space="preserve"> </w:t>
+      </w:r>
+      <w:proofErr w:type="spellStart"/>
+      <w:r>
+        <w:t>odluka</w:t>
+      </w:r>
+      <w:proofErr w:type="spellEnd"/>
+      <w:r>
+        <w:t xml:space="preserve"> </w:t>
+      </w:r>
+      <w:proofErr w:type="spellStart"/>
+      <w:r>
+        <w:t>na</w:t>
+      </w:r>
+      <w:proofErr w:type="spellEnd"/>
+      <w:r>
+        <w:t xml:space="preserve"> </w:t>
+      </w:r>
+      <w:proofErr w:type="spellStart"/>
+      <w:r>
+        <w:t>osnovu</w:t>
+      </w:r>
+      <w:proofErr w:type="spellEnd"/>
+      <w:r>
+        <w:t xml:space="preserve"> </w:t>
+      </w:r>
+      <w:proofErr w:type="spellStart"/>
+      <w:r>
+        <w:t>izveštaja</w:t>
+      </w:r>
+      <w:proofErr w:type="spellEnd"/>
+      <w:r>
+        <w:t xml:space="preserve"> </w:t>
+      </w:r>
+      <w:proofErr w:type="spellStart"/>
+      <w:r>
+        <w:t>koje</w:t>
+      </w:r>
+      <w:proofErr w:type="spellEnd"/>
+      <w:r>
+        <w:t xml:space="preserve"> </w:t>
+      </w:r>
+      <w:proofErr w:type="spellStart"/>
+      <w:r>
+        <w:t>pravimo</w:t>
+      </w:r>
+      <w:proofErr w:type="spellEnd"/>
+      <w:r>
+        <w:t>.</w:t>
+      </w:r>
+    </w:p>
+    <w:p>
+      <w:pPr>
+        <w:pStyle w:val="NormalWeb"/>
+      </w:pPr>
+      <w:proofErr w:type="spellStart"/>
+      <w:r>
+        <w:t>Naš</w:t>
+      </w:r>
+      <w:proofErr w:type="spellEnd"/>
+      <w:r>
+        <w:t xml:space="preserve"> </w:t>
+      </w:r>
+      <w:proofErr w:type="spellStart"/>
+      <w:r>
+        <w:t>tim</w:t>
+      </w:r>
+      <w:proofErr w:type="spellEnd"/>
+      <w:r>
+        <w:t xml:space="preserve"> </w:t>
+      </w:r>
+      <w:proofErr w:type="spellStart"/>
+      <w:r>
+        <w:t>stručnjaka</w:t>
+      </w:r>
+      <w:proofErr w:type="spellEnd"/>
+      <w:r>
+        <w:t xml:space="preserve"> </w:t>
+      </w:r>
+      <w:proofErr w:type="spellStart"/>
+      <w:r>
+        <w:t>posvećen</w:t>
+      </w:r>
+      <w:proofErr w:type="spellEnd"/>
+      <w:r>
+        <w:t xml:space="preserve"> je </w:t>
+      </w:r>
+      <w:proofErr w:type="spellStart"/>
+      <w:r>
+        <w:t>razvoju</w:t>
+      </w:r>
+      <w:proofErr w:type="spellEnd"/>
+      <w:r>
+        <w:t xml:space="preserve"> </w:t>
+      </w:r>
+      <w:proofErr w:type="spellStart"/>
+      <w:r>
+        <w:t>prilagođenih</w:t>
+      </w:r>
+      <w:proofErr w:type="spellEnd"/>
+      <w:r>
+        <w:t xml:space="preserve"> </w:t>
+      </w:r>
+      <w:proofErr w:type="spellStart"/>
+      <w:r>
+        <w:t>baza</w:t>
+      </w:r>
+      <w:proofErr w:type="spellEnd"/>
+      <w:r>
+        <w:t xml:space="preserve"> </w:t>
+      </w:r>
+      <w:proofErr w:type="spellStart"/>
+      <w:r>
+        <w:t>podataka</w:t>
+      </w:r>
+      <w:proofErr w:type="spellEnd"/>
+      <w:r>
+        <w:t xml:space="preserve"> </w:t>
+      </w:r>
+      <w:proofErr w:type="spellStart"/>
+      <w:r>
+        <w:t>i</w:t>
+      </w:r>
+      <w:proofErr w:type="spellEnd"/>
+      <w:r>
+        <w:t xml:space="preserve"> </w:t>
+      </w:r>
+      <w:proofErr w:type="spellStart"/>
+      <w:r>
+        <w:t>aplikacija</w:t>
+      </w:r>
+      <w:proofErr w:type="spellEnd"/>
+      <w:r>
+        <w:t xml:space="preserve"> </w:t>
+      </w:r>
+      <w:proofErr w:type="spellStart"/>
+      <w:r>
+        <w:t>koje</w:t>
+      </w:r>
+      <w:proofErr w:type="spellEnd"/>
+      <w:r>
+        <w:t xml:space="preserve"> </w:t>
+      </w:r>
+      <w:proofErr w:type="spellStart"/>
+      <w:r>
+        <w:t>zadovoljavaju</w:t>
+      </w:r>
+      <w:proofErr w:type="spellEnd"/>
+      <w:r>
+        <w:t xml:space="preserve"> </w:t>
+      </w:r>
+      <w:proofErr w:type="spellStart"/>
+      <w:r>
+        <w:t>specifične</w:t>
+      </w:r>
+      <w:proofErr w:type="spellEnd"/>
+      <w:r>
+        <w:t xml:space="preserve"> </w:t>
+      </w:r>
+      <w:proofErr w:type="spellStart"/>
+      <w:r>
+        <w:t>potrebe</w:t>
+      </w:r>
+      <w:proofErr w:type="spellEnd"/>
+      <w:r>
+        <w:t xml:space="preserve"> </w:t>
+      </w:r>
+      <w:proofErr w:type="spellStart"/>
+      <w:r>
+        <w:t>i</w:t>
+      </w:r>
+      <w:proofErr w:type="spellEnd"/>
+      <w:r>
+        <w:t xml:space="preserve"> </w:t>
+      </w:r>
+      <w:proofErr w:type="spellStart"/>
+      <w:r>
+        <w:t>zahteve</w:t>
+      </w:r>
+      <w:proofErr w:type="spellEnd"/>
+      <w:r>
+        <w:t xml:space="preserve"> </w:t>
+      </w:r>
+      <w:proofErr w:type="spellStart"/>
+      <w:r>
+        <w:t>naših</w:t>
+      </w:r>
+      <w:proofErr w:type="spellEnd"/>
+      <w:r>
+        <w:t xml:space="preserve"> </w:t>
+      </w:r>
+      <w:proofErr w:type="spellStart"/>
+      <w:r>
+        <w:t>klijenata</w:t>
+      </w:r>
+      <w:proofErr w:type="spellEnd"/>
+      <w:r>
+        <w:t xml:space="preserve">. </w:t>
+      </w:r>
+      <w:proofErr w:type="spellStart"/>
+      <w:r>
+        <w:t>Počevši</w:t>
+      </w:r>
+      <w:proofErr w:type="spellEnd"/>
+      <w:r>
+        <w:t xml:space="preserve"> od </w:t>
+      </w:r>
+      <w:proofErr w:type="spellStart"/>
+      <w:r>
+        <w:t>detaljnog</w:t>
+      </w:r>
+      <w:proofErr w:type="spellEnd"/>
+      <w:r>
+        <w:t xml:space="preserve"> </w:t>
+      </w:r>
+      <w:proofErr w:type="spellStart"/>
+      <w:r>
+        <w:t>analiziranja</w:t>
+      </w:r>
+      <w:proofErr w:type="spellEnd"/>
+      <w:r>
+        <w:t xml:space="preserve"> </w:t>
+      </w:r>
+      <w:proofErr w:type="spellStart"/>
+      <w:r>
+        <w:t>poslovnih</w:t>
+      </w:r>
+      <w:proofErr w:type="spellEnd"/>
+      <w:r>
+        <w:t xml:space="preserve"> </w:t>
+      </w:r>
+      <w:proofErr w:type="spellStart"/>
+      <w:r>
+        <w:t>procesa</w:t>
+      </w:r>
+      <w:proofErr w:type="spellEnd"/>
+      <w:r>
+        <w:t xml:space="preserve"> </w:t>
+      </w:r>
+      <w:proofErr w:type="spellStart"/>
+      <w:r>
+        <w:t>i</w:t>
+      </w:r>
+      <w:proofErr w:type="spellEnd"/>
+      <w:r>
+        <w:t xml:space="preserve"> </w:t>
+      </w:r>
+      <w:proofErr w:type="spellStart"/>
+      <w:r>
+        <w:t>potreba</w:t>
+      </w:r>
+      <w:proofErr w:type="spellEnd"/>
+      <w:r>
+        <w:t xml:space="preserve">, pa </w:t>
+      </w:r>
+      <w:proofErr w:type="spellStart"/>
+      <w:r>
+        <w:t>sve</w:t>
+      </w:r>
+      <w:proofErr w:type="spellEnd"/>
+      <w:r>
+        <w:t xml:space="preserve"> do </w:t>
+      </w:r>
+      <w:proofErr w:type="spellStart"/>
+      <w:r>
+        <w:t>dizajniranja</w:t>
+      </w:r>
+      <w:proofErr w:type="spellEnd"/>
+      <w:r>
+        <w:t xml:space="preserve">, </w:t>
+      </w:r>
+      <w:proofErr w:type="spellStart"/>
+      <w:r>
+        <w:t>razvoja</w:t>
+      </w:r>
+      <w:proofErr w:type="spellEnd"/>
+      <w:r>
+        <w:t xml:space="preserve"> </w:t>
+      </w:r>
+      <w:proofErr w:type="spellStart"/>
+      <w:r>
+        <w:t>i</w:t>
+      </w:r>
+      <w:proofErr w:type="spellEnd"/>
+      <w:r>
+        <w:t xml:space="preserve"> </w:t>
+      </w:r>
+      <w:proofErr w:type="spellStart"/>
+      <w:r>
+        <w:t>implementacije</w:t>
+      </w:r>
+      <w:proofErr w:type="spellEnd"/>
+      <w:r>
+        <w:t xml:space="preserve">, </w:t>
+      </w:r>
+      <w:proofErr w:type="spellStart"/>
+      <w:r>
+        <w:t>radimo</w:t>
+      </w:r>
+      <w:proofErr w:type="spellEnd"/>
+      <w:r>
+        <w:t xml:space="preserve"> </w:t>
+      </w:r>
+      <w:proofErr w:type="spellStart"/>
+      <w:r>
+        <w:t>sa</w:t>
+      </w:r>
+      <w:proofErr w:type="spellEnd"/>
+      <w:r>
+        <w:t xml:space="preserve"> </w:t>
+      </w:r>
+      <w:proofErr w:type="spellStart"/>
+      <w:r>
+        <w:t>strašću</w:t>
+      </w:r>
+      <w:proofErr w:type="spellEnd"/>
+      <w:r>
+        <w:t xml:space="preserve"> </w:t>
+      </w:r>
+      <w:proofErr w:type="spellStart"/>
+      <w:r>
+        <w:t>kako</w:t>
+      </w:r>
+      <w:proofErr w:type="spellEnd"/>
+      <w:r>
+        <w:t xml:space="preserve"> </w:t>
+      </w:r>
+      <w:proofErr w:type="spellStart"/>
+      <w:r>
+        <w:t>bismo</w:t>
+      </w:r>
+      <w:proofErr w:type="spellEnd"/>
+      <w:r>
+        <w:t xml:space="preserve"> </w:t>
+      </w:r>
+      <w:proofErr w:type="spellStart"/>
+      <w:r>
+        <w:t>stvorili</w:t>
+      </w:r>
+      <w:proofErr w:type="spellEnd"/>
+      <w:r>
+        <w:t xml:space="preserve"> </w:t>
+      </w:r>
+      <w:proofErr w:type="spellStart"/>
+      <w:r>
+        <w:t>rješenja</w:t>
+      </w:r>
+      <w:proofErr w:type="spellEnd"/>
+      <w:r>
+        <w:t xml:space="preserve"> </w:t>
+      </w:r>
+      <w:proofErr w:type="spellStart"/>
+      <w:r>
+        <w:t>koja</w:t>
+      </w:r>
+      <w:proofErr w:type="spellEnd"/>
+      <w:r>
+        <w:t xml:space="preserve"> </w:t>
+      </w:r>
+      <w:proofErr w:type="spellStart"/>
+      <w:r>
+        <w:t>donose</w:t>
+      </w:r>
+      <w:proofErr w:type="spellEnd"/>
+      <w:r>
+        <w:t xml:space="preserve"> </w:t>
+      </w:r>
+      <w:proofErr w:type="spellStart"/>
+      <w:r>
+        <w:t>stvarnu</w:t>
+      </w:r>
+      <w:proofErr w:type="spellEnd"/>
+      <w:r>
+        <w:t xml:space="preserve"> </w:t>
+      </w:r>
+      <w:proofErr w:type="spellStart"/>
+      <w:r>
+        <w:t>vrednost</w:t>
+      </w:r>
+      <w:proofErr w:type="spellEnd"/>
+      <w:r>
+        <w:t>.</w:t>
+      </w:r>
+    </w:p>
+    <w:p>
+      <w:pPr>
+        <w:pStyle w:val="NormalWeb"/>
+      </w:pPr>
+      <w:proofErr w:type="spellStart"/>
+      <w:r>
+        <w:lastRenderedPageBreak/>
+        <w:t>Kroz</w:t>
+      </w:r>
+      <w:proofErr w:type="spellEnd"/>
+      <w:r>
+        <w:t xml:space="preserve"> </w:t>
+      </w:r>
+      <w:proofErr w:type="spellStart"/>
+      <w:r>
+        <w:t>naše</w:t>
+      </w:r>
+      <w:proofErr w:type="spellEnd"/>
+      <w:r>
+        <w:t xml:space="preserve"> </w:t>
+      </w:r>
+      <w:proofErr w:type="spellStart"/>
+      <w:r>
+        <w:t>usluge</w:t>
+      </w:r>
+      <w:proofErr w:type="spellEnd"/>
+      <w:r>
+        <w:t xml:space="preserve">, </w:t>
+      </w:r>
+      <w:proofErr w:type="spellStart"/>
+      <w:r>
+        <w:t>klijenti</w:t>
+      </w:r>
+      <w:proofErr w:type="spellEnd"/>
+      <w:r>
+        <w:t xml:space="preserve"> </w:t>
+      </w:r>
+      <w:proofErr w:type="spellStart"/>
+      <w:r>
+        <w:t>dobijaju</w:t>
+      </w:r>
+      <w:proofErr w:type="spellEnd"/>
+      <w:r>
+        <w:t xml:space="preserve"> </w:t>
+      </w:r>
+      <w:proofErr w:type="spellStart"/>
+      <w:r>
+        <w:t>prilagođene</w:t>
+      </w:r>
+      <w:proofErr w:type="spellEnd"/>
+      <w:r>
+        <w:t xml:space="preserve"> </w:t>
+      </w:r>
+      <w:proofErr w:type="spellStart"/>
+      <w:r>
+        <w:t>baze</w:t>
+      </w:r>
+      <w:proofErr w:type="spellEnd"/>
+      <w:r>
+        <w:t xml:space="preserve"> </w:t>
+      </w:r>
+      <w:proofErr w:type="spellStart"/>
+      <w:r>
+        <w:t>podataka</w:t>
+      </w:r>
+      <w:proofErr w:type="spellEnd"/>
+      <w:r>
+        <w:t xml:space="preserve"> </w:t>
+      </w:r>
+      <w:proofErr w:type="spellStart"/>
+      <w:r>
+        <w:t>koje</w:t>
+      </w:r>
+      <w:proofErr w:type="spellEnd"/>
+      <w:r>
+        <w:t xml:space="preserve"> </w:t>
+      </w:r>
+      <w:proofErr w:type="spellStart"/>
+      <w:r>
+        <w:t>omogućuju</w:t>
+      </w:r>
+      <w:proofErr w:type="spellEnd"/>
+      <w:r>
+        <w:t xml:space="preserve"> </w:t>
+      </w:r>
+      <w:proofErr w:type="spellStart"/>
+      <w:r>
+        <w:t>efikasno</w:t>
+      </w:r>
+      <w:proofErr w:type="spellEnd"/>
+      <w:r>
+        <w:t xml:space="preserve"> </w:t>
+      </w:r>
+      <w:proofErr w:type="spellStart"/>
+      <w:r>
+        <w:t>upravljanje</w:t>
+      </w:r>
+      <w:proofErr w:type="spellEnd"/>
+      <w:r>
+        <w:t xml:space="preserve"> </w:t>
+      </w:r>
+      <w:proofErr w:type="spellStart"/>
+      <w:r>
+        <w:t>i</w:t>
+      </w:r>
+      <w:proofErr w:type="spellEnd"/>
+      <w:r>
+        <w:t xml:space="preserve"> </w:t>
+      </w:r>
+      <w:proofErr w:type="spellStart"/>
+      <w:r>
+        <w:t>analizu</w:t>
+      </w:r>
+      <w:proofErr w:type="spellEnd"/>
+      <w:r>
+        <w:t xml:space="preserve"> </w:t>
+      </w:r>
+      <w:proofErr w:type="spellStart"/>
+      <w:r>
+        <w:t>podataka</w:t>
+      </w:r>
+      <w:proofErr w:type="spellEnd"/>
+      <w:r>
+        <w:t xml:space="preserve">, </w:t>
+      </w:r>
+      <w:proofErr w:type="spellStart"/>
+      <w:r>
+        <w:t>kao</w:t>
+      </w:r>
+      <w:proofErr w:type="spellEnd"/>
+      <w:r>
+        <w:t xml:space="preserve"> </w:t>
+      </w:r>
+      <w:proofErr w:type="spellStart"/>
+      <w:r>
+        <w:t>i</w:t>
+      </w:r>
+      <w:proofErr w:type="spellEnd"/>
+      <w:r>
+        <w:t xml:space="preserve"> </w:t>
+      </w:r>
+      <w:proofErr w:type="spellStart"/>
+      <w:r>
+        <w:t>aplikacije</w:t>
+      </w:r>
+      <w:proofErr w:type="spellEnd"/>
+      <w:r>
+        <w:t xml:space="preserve"> </w:t>
+      </w:r>
+      <w:proofErr w:type="spellStart"/>
+      <w:r>
+        <w:t>koje</w:t>
+      </w:r>
+      <w:proofErr w:type="spellEnd"/>
+      <w:r>
+        <w:t xml:space="preserve"> </w:t>
+      </w:r>
+      <w:proofErr w:type="spellStart"/>
+      <w:r>
+        <w:t>poboljšavaju</w:t>
+      </w:r>
+      <w:proofErr w:type="spellEnd"/>
+      <w:r>
+        <w:t xml:space="preserve"> </w:t>
+      </w:r>
+      <w:proofErr w:type="spellStart"/>
+      <w:r>
+        <w:t>produktivnost</w:t>
+      </w:r>
+      <w:proofErr w:type="spellEnd"/>
+      <w:r>
+        <w:t xml:space="preserve">, </w:t>
+      </w:r>
+      <w:proofErr w:type="spellStart"/>
+      <w:r>
+        <w:t>automatizuju</w:t>
+      </w:r>
+      <w:proofErr w:type="spellEnd"/>
+      <w:r>
+        <w:t xml:space="preserve"> </w:t>
+      </w:r>
+      <w:proofErr w:type="spellStart"/>
+      <w:r>
+        <w:t>procese</w:t>
+      </w:r>
+      <w:proofErr w:type="spellEnd"/>
+      <w:r>
+        <w:t xml:space="preserve"> </w:t>
+      </w:r>
+      <w:proofErr w:type="spellStart"/>
+      <w:r>
+        <w:t>i</w:t>
+      </w:r>
+      <w:proofErr w:type="spellEnd"/>
+      <w:r>
+        <w:t xml:space="preserve"> </w:t>
+      </w:r>
+      <w:proofErr w:type="spellStart"/>
+      <w:r>
+        <w:t>poboljšavaju</w:t>
+      </w:r>
+      <w:proofErr w:type="spellEnd"/>
+      <w:r>
+        <w:t xml:space="preserve"> </w:t>
+      </w:r>
+      <w:proofErr w:type="spellStart"/>
+      <w:r>
+        <w:t>korisničko</w:t>
+      </w:r>
+      <w:proofErr w:type="spellEnd"/>
+      <w:r>
+        <w:t xml:space="preserve"> </w:t>
+      </w:r>
+      <w:proofErr w:type="spellStart"/>
+      <w:r>
+        <w:t>iskustvo</w:t>
+      </w:r>
+      <w:proofErr w:type="spellEnd"/>
+      <w:r>
+        <w:t>.</w:t>
+      </w:r>
+    </w:p>
+    <w:p>
+      <w:pPr>
+        <w:pStyle w:val="NormalWeb"/>
+      </w:pPr>
+      <w:proofErr w:type="spellStart"/>
+      <w:r>
+        <w:t>Nezavisno</w:t>
+      </w:r>
+      <w:proofErr w:type="spellEnd"/>
+      <w:r>
+        <w:t xml:space="preserve"> o </w:t>
+      </w:r>
+      <w:proofErr w:type="spellStart"/>
+      <w:r>
+        <w:t>veličini</w:t>
+      </w:r>
+      <w:proofErr w:type="spellEnd"/>
+      <w:r>
+        <w:t xml:space="preserve"> </w:t>
+      </w:r>
+      <w:proofErr w:type="spellStart"/>
+      <w:r>
+        <w:t>vaše</w:t>
+      </w:r>
+      <w:proofErr w:type="spellEnd"/>
+      <w:r>
+        <w:t xml:space="preserve"> </w:t>
+      </w:r>
+      <w:proofErr w:type="spellStart"/>
+      <w:r>
+        <w:t>kompanije</w:t>
+      </w:r>
+      <w:proofErr w:type="spellEnd"/>
+      <w:r>
+        <w:t xml:space="preserve"> </w:t>
+      </w:r>
+      <w:proofErr w:type="spellStart"/>
+      <w:r>
+        <w:t>ili</w:t>
+      </w:r>
+      <w:proofErr w:type="spellEnd"/>
+      <w:r>
+        <w:t xml:space="preserve"> </w:t>
+      </w:r>
+      <w:proofErr w:type="spellStart"/>
+      <w:r>
+        <w:t>industrije</w:t>
+      </w:r>
+      <w:proofErr w:type="spellEnd"/>
+      <w:r>
+        <w:t xml:space="preserve">, </w:t>
+      </w:r>
+      <w:proofErr w:type="spellStart"/>
+      <w:r>
+        <w:t>razvićemo</w:t>
+      </w:r>
+      <w:proofErr w:type="spellEnd"/>
+      <w:r>
+        <w:t xml:space="preserve"> za vas </w:t>
+      </w:r>
+      <w:proofErr w:type="spellStart"/>
+      <w:r>
+        <w:t>potrebne</w:t>
+      </w:r>
+      <w:proofErr w:type="spellEnd"/>
+      <w:r>
+        <w:t xml:space="preserve"> alate </w:t>
+      </w:r>
+      <w:proofErr w:type="spellStart"/>
+      <w:r>
+        <w:t>i</w:t>
+      </w:r>
+      <w:proofErr w:type="spellEnd"/>
+      <w:r>
+        <w:t xml:space="preserve"> </w:t>
+      </w:r>
+      <w:proofErr w:type="spellStart"/>
+      <w:r>
+        <w:t>resurse</w:t>
+      </w:r>
+      <w:proofErr w:type="spellEnd"/>
+      <w:r>
+        <w:t xml:space="preserve"> za </w:t>
+      </w:r>
+      <w:proofErr w:type="spellStart"/>
+      <w:r>
+        <w:t>uspešno</w:t>
+      </w:r>
+      <w:proofErr w:type="spellEnd"/>
+      <w:r>
+        <w:t xml:space="preserve"> </w:t>
+      </w:r>
+      <w:proofErr w:type="spellStart"/>
+      <w:r>
+        <w:t>vođenje</w:t>
+      </w:r>
+      <w:proofErr w:type="spellEnd"/>
+      <w:r>
+        <w:t xml:space="preserve"> </w:t>
+      </w:r>
+      <w:proofErr w:type="spellStart"/>
+      <w:r>
+        <w:t>vašeg</w:t>
+      </w:r>
+      <w:proofErr w:type="spellEnd"/>
+      <w:r>
+        <w:t xml:space="preserve"> </w:t>
+      </w:r>
+      <w:proofErr w:type="spellStart"/>
+      <w:r>
+        <w:t>poslovanja</w:t>
+      </w:r>
+      <w:proofErr w:type="spellEnd"/>
+      <w:r>
+        <w:t xml:space="preserve"> u </w:t>
+      </w:r>
+      <w:proofErr w:type="spellStart"/>
+      <w:r>
+        <w:t>digitalnom</w:t>
+      </w:r>
+      <w:proofErr w:type="spellEnd"/>
+      <w:r>
+        <w:t xml:space="preserve"> </w:t>
+      </w:r>
+      <w:proofErr w:type="spellStart"/>
+      <w:r>
+        <w:t>svetu</w:t>
+      </w:r>
+      <w:proofErr w:type="spellEnd"/>
+      <w:r>
+        <w:t xml:space="preserve">. </w:t>
+      </w:r>
+      <w:proofErr w:type="spellStart"/>
+      <w:r>
+        <w:t>Kontaktirajte</w:t>
+      </w:r>
+      <w:proofErr w:type="spellEnd"/>
+      <w:r>
+        <w:t xml:space="preserve"> </w:t>
+      </w:r>
+      <w:proofErr w:type="spellStart"/>
+      <w:r>
+        <w:t>nas</w:t>
+      </w:r>
+      <w:proofErr w:type="spellEnd"/>
+      <w:r>
+        <w:t xml:space="preserve"> </w:t>
+      </w:r>
+      <w:proofErr w:type="spellStart"/>
+      <w:r>
+        <w:t>danas</w:t>
+      </w:r>
+      <w:proofErr w:type="spellEnd"/>
+      <w:r>
+        <w:t xml:space="preserve"> </w:t>
+      </w:r>
+      <w:proofErr w:type="spellStart"/>
+      <w:r>
+        <w:t>i</w:t>
+      </w:r>
+      <w:proofErr w:type="spellEnd"/>
+      <w:r>
+        <w:t xml:space="preserve"> </w:t>
+      </w:r>
+      <w:proofErr w:type="spellStart"/>
+      <w:r>
+        <w:t>otkrijte</w:t>
+      </w:r>
+      <w:proofErr w:type="spellEnd"/>
+      <w:r>
+        <w:t xml:space="preserve"> </w:t>
+      </w:r>
+      <w:proofErr w:type="spellStart"/>
+      <w:r>
+        <w:t>kako</w:t>
+      </w:r>
+      <w:proofErr w:type="spellEnd"/>
+      <w:r>
+        <w:t xml:space="preserve"> </w:t>
+      </w:r>
+      <w:proofErr w:type="spellStart"/>
+      <w:r>
+        <w:t>možemo</w:t>
+      </w:r>
+      <w:proofErr w:type="spellEnd"/>
+      <w:r>
+        <w:t xml:space="preserve"> </w:t>
+      </w:r>
+      <w:proofErr w:type="spellStart"/>
+      <w:r>
+        <w:t>transformi</w:t>
+      </w:r>
+      <w:r>
+        <w:t>s</w:t>
+      </w:r>
+      <w:r>
+        <w:t>ati</w:t>
+      </w:r>
+      <w:proofErr w:type="spellEnd"/>
+      <w:r>
+        <w:t xml:space="preserve"> </w:t>
+      </w:r>
+      <w:proofErr w:type="spellStart"/>
+      <w:r>
+        <w:t>vaše</w:t>
+      </w:r>
+      <w:proofErr w:type="spellEnd"/>
+      <w:r>
+        <w:t xml:space="preserve"> </w:t>
+      </w:r>
+      <w:proofErr w:type="spellStart"/>
+      <w:r>
+        <w:t>poslovanje</w:t>
+      </w:r>
+      <w:proofErr w:type="spellEnd"/>
+      <w:r>
+        <w:t xml:space="preserve"> </w:t>
+      </w:r>
+      <w:proofErr w:type="spellStart"/>
+      <w:r>
+        <w:t>putem</w:t>
+      </w:r>
+      <w:proofErr w:type="spellEnd"/>
+      <w:r>
+        <w:t xml:space="preserve"> </w:t>
+      </w:r>
+      <w:proofErr w:type="spellStart"/>
+      <w:r>
+        <w:t>naprednih</w:t>
+      </w:r>
+      <w:proofErr w:type="spellEnd"/>
+      <w:r>
+        <w:t xml:space="preserve"> </w:t>
+      </w:r>
+      <w:proofErr w:type="spellStart"/>
+      <w:r>
+        <w:t>tehnoloških</w:t>
+      </w:r>
+      <w:proofErr w:type="spellEnd"/>
+      <w:r>
+        <w:t xml:space="preserve"> </w:t>
+      </w:r>
+      <w:proofErr w:type="spellStart"/>
+      <w:r>
+        <w:t>rešenja</w:t>
+      </w:r>
+      <w:proofErr w:type="spellEnd"/>
+      <w:r>
+        <w:t>.</w:t>
+      </w:r>
+    </w:p>
+    <w:p>
+      <w:pPr>
+        <w:pStyle w:val="NormalWeb"/>
+      </w:pPr>
+    </w:p>
+    <w:p>
+      <w:pPr>
+        <w:pStyle w:val="NormalWeb"/>
+        <w:rPr>
+          <w:lang w:val="de-DE"/>
+        </w:rPr>
+      </w:pPr>
       <w:r>
         <w:rPr>
           <w:rStyle w:val="Strong"/>
           <w:rFonts w:eastAsiaTheme="majorEastAsia"/>
           <w:lang w:val="de-DE"/>
         </w:rPr>
-        <w:t>s</w:t>
+        <w:t xml:space="preserve">Bezbednost </w:t>
       </w:r>
       <w:r>
         <w:rPr>
@@ -5645,127 +8185,15 @@
           <w:rFonts w:eastAsiaTheme="majorEastAsia"/>
           <w:lang w:val="de-DE"/>
         </w:rPr>
-        <w:t>vetu</w:t>
-      </w:r>
-    </w:p>
-    <w:p>
-      <w:pPr>
-        <w:pStyle w:val="NormalWeb"/>
-        <w:rPr>
-          <w:lang w:val="de-DE"/>
-        </w:rPr>
-      </w:pPr>
-      <w:r>
-        <w:rPr>
-          <w:lang w:val="de-DE"/>
-        </w:rPr>
-        <w:t xml:space="preserve">U </w:t>
-      </w:r>
-      <w:r>
-        <w:rPr>
-          <w:lang w:val="de-DE"/>
-        </w:rPr>
-        <w:t>GeoBiz kompaniji</w:t>
-      </w:r>
-      <w:r>
-        <w:rPr>
-          <w:lang w:val="de-DE"/>
-        </w:rPr>
-        <w:t xml:space="preserve"> posvećeni smo pružanju najvišeg nivoa bezbednosti informacija našim klijentima. Kao deo naše usluge, implementiramo i održavamo bezbednosne standarde prema ISO 27001</w:t>
-      </w:r>
-      <w:r>
-        <w:rPr>
-          <w:lang w:val="de-DE"/>
-        </w:rPr>
-        <w:t xml:space="preserve"> standardu</w:t>
-      </w:r>
-      <w:r>
-        <w:rPr>
-          <w:lang w:val="de-DE"/>
-        </w:rPr>
-        <w:t>, osiguravajući da vaši podaci budu zaštićeni u skladu sa međunarodno priznatim normama.</w:t>
-      </w:r>
-    </w:p>
-    <w:p>
-      <w:pPr>
-        <w:pStyle w:val="NormalWeb"/>
-        <w:rPr>
-          <w:lang w:val="de-DE"/>
-        </w:rPr>
-      </w:pPr>
-      <w:r>
-        <w:rPr>
-          <w:lang w:val="de-DE"/>
-        </w:rPr>
-        <w:t>ISO 27001 je standard koji definiše zahteve za uspostavljanje, implementaciju, održavanje i poboljšanje sistema upravljanja informacionom bezbednošću u okviru organizacije. Kroz primenu ovog standarda, mi osiguravamo da su informacije naših klijenata zaštićene od svih mogućih prijetnji, uključujući neovlašteni pristup, gubitak ili krađu podataka.</w:t>
-      </w:r>
-    </w:p>
-    <w:p>
-      <w:pPr>
-        <w:pStyle w:val="NormalWeb"/>
-        <w:rPr>
-          <w:lang w:val="de-DE"/>
-        </w:rPr>
-      </w:pPr>
-      <w:r>
-        <w:rPr>
-          <w:lang w:val="de-DE"/>
-        </w:rPr>
-        <w:t xml:space="preserve">Naša posvećenost bezbednosti informacija obuhvata sve aspekte </w:t>
-      </w:r>
-      <w:r>
-        <w:rPr>
-          <w:lang w:val="de-DE"/>
-        </w:rPr>
-        <w:t>v</w:t>
-      </w:r>
-      <w:r>
-        <w:rPr>
-          <w:lang w:val="de-DE"/>
-        </w:rPr>
-        <w:t>ašeg poslovanja, uključujući infrastrukturu, procese, osoblje i partnere. Implementiramo stroge kontrole pristupa, enkripciju podataka, redovne sigurnosne provere i obuke osoblja kako bismo osigurali integritet, poverljivost i dostupnost podataka naših klijenata.</w:t>
-      </w:r>
-    </w:p>
-    <w:p>
-      <w:pPr>
-        <w:pStyle w:val="NormalWeb"/>
-        <w:rPr>
-          <w:lang w:val="de-DE"/>
-        </w:rPr>
-      </w:pPr>
-      <w:r>
-        <w:rPr>
-          <w:lang w:val="de-DE"/>
-        </w:rPr>
-        <w:t>Kroz našu uslugu</w:t>
-      </w:r>
-      <w:r>
-        <w:rPr>
-          <w:lang w:val="de-DE"/>
-        </w:rPr>
-        <w:t xml:space="preserve"> implementacije zahteva</w:t>
-      </w:r>
-      <w:r>
-        <w:rPr>
-          <w:lang w:val="de-DE"/>
-        </w:rPr>
-        <w:t xml:space="preserve"> bezbednosti informacija prema ISO standardima, pružamo vam miran san i poverenje u zaštitu vaših osetljivih podataka u današnjem digitalnom svietu. Kontaktirajte nas danas i otkrijte kako možemo unaprediti bezbednost vaših informacija i zaštititi vaše poslovanje od svih mogućih pretnji.</w:t>
-      </w:r>
-    </w:p>
-    <w:p>
-      <w:pPr>
-        <w:pStyle w:val="NormalWeb"/>
-        <w:rPr>
-          <w:lang w:val="de-DE"/>
-        </w:rPr>
-      </w:pPr>
+        <w:t>i</w:t>
+      </w:r>
       <w:r>
         <w:rPr>
           <w:rStyle w:val="Strong"/>
           <w:rFonts w:eastAsiaTheme="majorEastAsia"/>
           <w:lang w:val="de-DE"/>
         </w:rPr>
-        <w:t xml:space="preserve">Implementacija Kontinuiteta Poslovanja prema ISO Standardima: Vaša </w:t>
+        <w:t xml:space="preserve">nformacija prema ISO </w:t>
       </w:r>
       <w:r>
         <w:rPr>
@@ -5781,7 +8209,7 @@
           <w:rFonts w:eastAsiaTheme="majorEastAsia"/>
           <w:lang w:val="de-DE"/>
         </w:rPr>
-        <w:t xml:space="preserve">igurnost u </w:t>
+        <w:t xml:space="preserve">tandardima: Vaša </w:t>
       </w:r>
       <w:r>
         <w:rPr>
@@ -5789,7 +8217,7 @@
           <w:rFonts w:eastAsiaTheme="majorEastAsia"/>
           <w:lang w:val="de-DE"/>
         </w:rPr>
-        <w:t>s</w:t>
+        <w:t>z</w:t>
       </w:r>
       <w:r>
         <w:rPr>
@@ -5797,7 +8225,7 @@
           <w:rFonts w:eastAsiaTheme="majorEastAsia"/>
           <w:lang w:val="de-DE"/>
         </w:rPr>
-        <w:t xml:space="preserve">vakoj </w:t>
+        <w:t xml:space="preserve">aštita u </w:t>
       </w:r>
       <w:r>
         <w:rPr>
@@ -5805,7 +8233,7 @@
           <w:rFonts w:eastAsiaTheme="majorEastAsia"/>
           <w:lang w:val="de-DE"/>
         </w:rPr>
-        <w:t>s</w:t>
+        <w:t>d</w:t>
       </w:r>
       <w:r>
         <w:rPr>
@@ -5813,6 +8241,190 @@
           <w:rFonts w:eastAsiaTheme="majorEastAsia"/>
           <w:lang w:val="de-DE"/>
         </w:rPr>
+        <w:t xml:space="preserve">igitalnom </w:t>
+      </w:r>
+      <w:r>
+        <w:rPr>
+          <w:rStyle w:val="Strong"/>
+          <w:rFonts w:eastAsiaTheme="majorEastAsia"/>
+          <w:lang w:val="de-DE"/>
+        </w:rPr>
+        <w:t>s</w:t>
+      </w:r>
+      <w:r>
+        <w:rPr>
+          <w:rStyle w:val="Strong"/>
+          <w:rFonts w:eastAsiaTheme="majorEastAsia"/>
+          <w:lang w:val="de-DE"/>
+        </w:rPr>
+        <w:t>vetu</w:t>
+      </w:r>
+    </w:p>
+    <w:p>
+      <w:pPr>
+        <w:pStyle w:val="NormalWeb"/>
+        <w:rPr>
+          <w:lang w:val="de-DE"/>
+        </w:rPr>
+      </w:pPr>
+      <w:r>
+        <w:rPr>
+          <w:lang w:val="de-DE"/>
+        </w:rPr>
+        <w:t xml:space="preserve">U </w:t>
+      </w:r>
+      <w:r>
+        <w:rPr>
+          <w:lang w:val="de-DE"/>
+        </w:rPr>
+        <w:t>GeoBiz kompaniji</w:t>
+      </w:r>
+      <w:r>
+        <w:rPr>
+          <w:lang w:val="de-DE"/>
+        </w:rPr>
+        <w:t xml:space="preserve"> posvećeni smo pružanju najvišeg nivoa bezbednosti informacija našim klijentima. Kao deo naše usluge, implementiramo i održavamo bezbednosne standarde prema ISO 27001</w:t>
+      </w:r>
+      <w:r>
+        <w:rPr>
+          <w:lang w:val="de-DE"/>
+        </w:rPr>
+        <w:t xml:space="preserve"> standardu</w:t>
+      </w:r>
+      <w:r>
+        <w:rPr>
+          <w:lang w:val="de-DE"/>
+        </w:rPr>
+        <w:t>, osiguravajući da vaši podaci budu zaštićeni u skladu sa međunarodno priznatim normama.</w:t>
+      </w:r>
+    </w:p>
+    <w:p>
+      <w:pPr>
+        <w:pStyle w:val="NormalWeb"/>
+        <w:rPr>
+          <w:lang w:val="de-DE"/>
+        </w:rPr>
+      </w:pPr>
+      <w:r>
+        <w:rPr>
+          <w:lang w:val="de-DE"/>
+        </w:rPr>
+        <w:t>ISO 27001 je standard koji definiše zahteve za uspostavljanje, implementaciju, održavanje i poboljšanje sistema upravljanja informacionom bezbednošću u okviru organizacije. Kroz primenu ovog standarda, mi osiguravamo da su informacije naših klijenata zaštićene od svih mogućih prijetnji, uključujući neovlašteni pristup, gubitak ili krađu podataka.</w:t>
+      </w:r>
+    </w:p>
+    <w:p>
+      <w:pPr>
+        <w:pStyle w:val="NormalWeb"/>
+        <w:rPr>
+          <w:lang w:val="de-DE"/>
+        </w:rPr>
+      </w:pPr>
+      <w:r>
+        <w:rPr>
+          <w:lang w:val="de-DE"/>
+        </w:rPr>
+        <w:t xml:space="preserve">Naša posvećenost bezbednosti informacija obuhvata sve aspekte </w:t>
+      </w:r>
+      <w:r>
+        <w:rPr>
+          <w:lang w:val="de-DE"/>
+        </w:rPr>
+        <w:t>v</w:t>
+      </w:r>
+      <w:r>
+        <w:rPr>
+          <w:lang w:val="de-DE"/>
+        </w:rPr>
+        <w:t>ašeg poslovanja, uključujući infrastrukturu, procese, osoblje i partnere. Implementiramo stroge kontrole pristupa, enkripciju podataka, redovne sigurnosne provere i obuke osoblja kako bismo osigurali integritet, poverljivost i dostupnost podataka naših klijenata.</w:t>
+      </w:r>
+    </w:p>
+    <w:p>
+      <w:pPr>
+        <w:pStyle w:val="NormalWeb"/>
+        <w:rPr>
+          <w:lang w:val="de-DE"/>
+        </w:rPr>
+      </w:pPr>
+      <w:r>
+        <w:rPr>
+          <w:lang w:val="de-DE"/>
+        </w:rPr>
+        <w:t>Kroz našu uslugu</w:t>
+      </w:r>
+      <w:r>
+        <w:rPr>
+          <w:lang w:val="de-DE"/>
+        </w:rPr>
+        <w:t xml:space="preserve"> implementacije zahteva</w:t>
+      </w:r>
+      <w:r>
+        <w:rPr>
+          <w:lang w:val="de-DE"/>
+        </w:rPr>
+        <w:t xml:space="preserve"> bezbednosti informacija prema ISO standardima, pružamo vam miran san i poverenje u zaštitu vaših osetljivih podataka u današnjem digitalnom svietu. Kontaktirajte nas danas i otkrijte kako možemo unaprediti bezbednost vaših informacija i zaštititi vaše poslovanje od svih mogućih pretnji.</w:t>
+      </w:r>
+    </w:p>
+    <w:p>
+      <w:pPr>
+        <w:pStyle w:val="NormalWeb"/>
+        <w:rPr>
+          <w:lang w:val="de-DE"/>
+        </w:rPr>
+      </w:pPr>
+      <w:r>
+        <w:rPr>
+          <w:rStyle w:val="Strong"/>
+          <w:rFonts w:eastAsiaTheme="majorEastAsia"/>
+          <w:lang w:val="de-DE"/>
+        </w:rPr>
+        <w:t xml:space="preserve">Implementacija Kontinuiteta Poslovanja prema ISO Standardima: Vaša </w:t>
+      </w:r>
+      <w:r>
+        <w:rPr>
+          <w:rStyle w:val="Strong"/>
+          <w:rFonts w:eastAsiaTheme="majorEastAsia"/>
+          <w:lang w:val="de-DE"/>
+        </w:rPr>
+        <w:t>s</w:t>
+      </w:r>
+      <w:r>
+        <w:rPr>
+          <w:rStyle w:val="Strong"/>
+          <w:rFonts w:eastAsiaTheme="majorEastAsia"/>
+          <w:lang w:val="de-DE"/>
+        </w:rPr>
+        <w:t xml:space="preserve">igurnost u </w:t>
+      </w:r>
+      <w:r>
+        <w:rPr>
+          <w:rStyle w:val="Strong"/>
+          <w:rFonts w:eastAsiaTheme="majorEastAsia"/>
+          <w:lang w:val="de-DE"/>
+        </w:rPr>
+        <w:t>s</w:t>
+      </w:r>
+      <w:r>
+        <w:rPr>
+          <w:rStyle w:val="Strong"/>
+          <w:rFonts w:eastAsiaTheme="majorEastAsia"/>
+          <w:lang w:val="de-DE"/>
+        </w:rPr>
+        <w:t xml:space="preserve">vakoj </w:t>
+      </w:r>
+      <w:r>
+        <w:rPr>
+          <w:rStyle w:val="Strong"/>
+          <w:rFonts w:eastAsiaTheme="majorEastAsia"/>
+          <w:lang w:val="de-DE"/>
+        </w:rPr>
+        <w:t>s</w:t>
+      </w:r>
+      <w:r>
+        <w:rPr>
+          <w:rStyle w:val="Strong"/>
+          <w:rFonts w:eastAsiaTheme="majorEastAsia"/>
+          <w:lang w:val="de-DE"/>
+        </w:rPr>
         <w:t>ituaciji</w:t>
       </w:r>
     </w:p>
@@ -6148,6 +8760,173 @@
           <w:lang w:val="de-DE"/>
         </w:rPr>
       </w:pPr>
+    </w:p>
+    <w:p>
+      <w:pPr>
+        <w:pStyle w:val="NormalWeb"/>
+        <w:rPr>
+          <w:b/>
+          <w:bCs/>
+          <w:lang w:val="de-DE"/>
+        </w:rPr>
+      </w:pPr>
+      <w:r>
+        <w:rPr>
+          <w:b/>
+          <w:bCs/>
+          <w:lang w:val="de-DE"/>
+        </w:rPr>
+        <w:t>I</w:t>
+      </w:r>
+      <w:r>
+        <w:rPr>
+          <w:b/>
+          <w:bCs/>
+          <w:lang w:val="de-DE"/>
+        </w:rPr>
+        <w:t>mplementacij</w:t>
+      </w:r>
+      <w:r>
+        <w:rPr>
+          <w:b/>
+          <w:bCs/>
+          <w:lang w:val="de-DE"/>
+        </w:rPr>
+        <w:t>a</w:t>
+      </w:r>
+      <w:r>
+        <w:rPr>
+          <w:b/>
+          <w:bCs/>
+          <w:lang w:val="de-DE"/>
+        </w:rPr>
+        <w:t xml:space="preserve"> </w:t>
+      </w:r>
+      <w:r>
+        <w:rPr>
+          <w:b/>
+          <w:bCs/>
+          <w:lang w:val="de-DE"/>
+        </w:rPr>
+        <w:t xml:space="preserve">Sistema </w:t>
+      </w:r>
+      <w:r>
+        <w:rPr>
+          <w:b/>
+          <w:bCs/>
+          <w:lang w:val="de-DE"/>
+        </w:rPr>
+        <w:t>Informacione tehnologije – upravljanje uslugama</w:t>
+      </w:r>
+      <w:r>
+        <w:rPr>
+          <w:b/>
+          <w:bCs/>
+          <w:lang w:val="de-DE"/>
+        </w:rPr>
+        <w:t xml:space="preserve"> </w:t>
+      </w:r>
+      <w:r>
+        <w:rPr>
+          <w:b/>
+          <w:bCs/>
+          <w:lang w:val="de-DE"/>
+        </w:rPr>
+        <w:t>ISO/IEC 20000-1</w:t>
+      </w:r>
+    </w:p>
+    <w:p>
+      <w:pPr>
+        <w:pStyle w:val="NormalWeb"/>
+        <w:rPr>
+          <w:lang w:val="de-DE"/>
+        </w:rPr>
+      </w:pPr>
+      <w:r>
+        <w:rPr>
+          <w:lang w:val="de-DE"/>
+        </w:rPr>
+        <w:t>Dobrodošli u našu firmu, vašeg partnera za implementaciju ISO/IEC 20000-1 standarda! Naša usluga konsultacija za implementaciju ISO/IEC 20000-1 osmišljena je kako bismo vam pomogli da vaša organizacija postigne izvrsnost u upravljanju IT uslugama.</w:t>
+      </w:r>
+    </w:p>
+    <w:p>
+      <w:pPr>
+        <w:pStyle w:val="NormalWeb"/>
+        <w:rPr>
+          <w:lang w:val="de-DE"/>
+        </w:rPr>
+      </w:pPr>
+      <w:r>
+        <w:rPr>
+          <w:lang w:val="de-DE"/>
+        </w:rPr>
+        <w:t>Sa našim iskusnim timom stručnjaka, pružamo sveobuhvatnu podršku u procesu implementacije ovog važnog standarda. Naš pristup je prilagođen vašim specifičnim potrebama i ciljevima, uzimajući u obzir veličinu vaše organizacije, industrijski sektor i postojeće prakse.</w:t>
+      </w:r>
+    </w:p>
+    <w:p>
+      <w:pPr>
+        <w:pStyle w:val="NormalWeb"/>
+        <w:rPr>
+          <w:lang w:val="de-DE"/>
+        </w:rPr>
+      </w:pPr>
+    </w:p>
+    <w:p>
+      <w:pPr>
+        <w:pStyle w:val="NormalWeb"/>
+        <w:rPr>
+          <w:lang w:val="de-DE"/>
+        </w:rPr>
+      </w:pPr>
+      <w:r>
+        <w:rPr>
+          <w:lang w:val="de-DE"/>
+        </w:rPr>
+        <w:lastRenderedPageBreak/>
+        <w:t>Naš</w:t>
+      </w:r>
+      <w:r>
+        <w:rPr>
+          <w:lang w:val="de-DE"/>
+        </w:rPr>
+        <w:t>e</w:t>
+      </w:r>
+      <w:r>
+        <w:rPr>
+          <w:lang w:val="de-DE"/>
+        </w:rPr>
+        <w:t xml:space="preserve"> usluge uključuju procenu trenutnog stanja, izradu plana implementacije, obuku zaposlenih, razvoj dokumentacije, kao i podršku tokom sertifikacije. Naš cilj je da vam pružimo sve potrebne alate i znanje kako biste uspešno implementirali ISO/IEC 20000-1 standard i postigli kontinuirano unapređenje vaših IT usluga.</w:t>
+      </w:r>
+    </w:p>
+    <w:p>
+      <w:pPr>
+        <w:pStyle w:val="NormalWeb"/>
+        <w:rPr>
+          <w:lang w:val="de-DE"/>
+        </w:rPr>
+      </w:pPr>
+    </w:p>
+    <w:p>
+      <w:pPr>
+        <w:pStyle w:val="NormalWeb"/>
+        <w:rPr>
+          <w:lang w:val="de-DE"/>
+        </w:rPr>
+      </w:pPr>
+      <w:r>
+        <w:rPr>
+          <w:lang w:val="de-DE"/>
+        </w:rPr>
+        <w:t>Poverite nam vaše izazove, a mi ćemo vam pomoći da postignete visoke standarde u upravljanju IT uslugama, što će rezultirati povećanom efikasnošću, smanjenjem rizika i većim zadovoljstvom korisnika. Kontaktirajte nas danas i zajedno ćemo graditi put ka uspehu vaše organizacije u digitalnom dobu.</w:t>
+      </w:r>
+    </w:p>
+    <w:p>
+      <w:pPr>
+        <w:pStyle w:val="NormalWeb"/>
+        <w:rPr>
+          <w:lang w:val="de-DE"/>
+        </w:rPr>
+      </w:pPr>
       <w:r>
         <w:rPr>
           <w:rStyle w:val="Strong"/>
@@ -6450,7 +9229,6 @@
         <w:rPr>
           <w:lang w:val="de-DE"/>
         </w:rPr>
-        <w:lastRenderedPageBreak/>
         <w:t xml:space="preserve">Kroz našu uslugu testiranja sigurnosti IT </w:t>
       </w:r>
       <w:r>
@@ -6737,7 +9515,19 @@
           <w:lang w:val="de-DE"/>
           <w14:ligatures w14:val="none"/>
         </w:rPr>
-        <w:t>Kroz našu uslugu IT konsaltinga, nudimo vam strateško vođenje, tehničko znanje i praktične smernice koje vam pomažu da ostvarite svoje poslovne ciljeve i maksimalno iskoristite potencijal vaše IT infrastrukture. Naš cilj je biti vaš pouzdan partner na putu ka uspehu u digitalnom dobu.</w:t>
+        <w:t xml:space="preserve">Kroz našu uslugu IT konsaltinga, nudimo vam strateško vođenje, tehničko znanje i praktične smernice koje vam pomažu da ostvarite svoje poslovne ciljeve i maksimalno iskoristite </w:t>
+      </w:r>
+      <w:r>
+        <w:rPr>
+          <w:rFonts w:ascii="Times New Roman" w:eastAsia="Times New Roman" w:hAnsi="Times New Roman" w:cs="Times New Roman"/>
+          <w:kern w:val="0"/>
+          <w:sz w:val="24"/>
+          <w:szCs w:val="24"/>
+          <w:lang w:val="de-DE"/>
+          <w14:ligatures w14:val="none"/>
+        </w:rPr>
+        <w:lastRenderedPageBreak/>
+        <w:t>potencijal vaše IT infrastrukture. Naš cilj je biti vaš pouzdan partner na putu ka uspehu u digitalnom dobu.</w:t>
       </w:r>
     </w:p>
     <w:p>
@@ -7574,7 +10364,6 @@
       </w:r>
       <w:proofErr w:type="spellStart"/>
       <w:r>
-        <w:lastRenderedPageBreak/>
         <w:t>sigurnom</w:t>
       </w:r>
       <w:proofErr w:type="spellEnd"/>
@@ -8834,7 +11623,7 @@
 </file>
 
 <file path=word/numbering.xml><?xml version="1.0" encoding="utf-8"?>
-<w:numbering xmlns:wpc="http://schemas.microsoft.com/office/word/2010/wordprocessingCanvas" xmlns:cx="http://schemas.microsoft.com/office/drawing/2014/chartex" xmlns:cx1="http://schemas.microsoft.com/office/drawing/2015/9/8/chartex" xmlns:cx2="http://schemas.microsoft.com/office/drawing/2015/10/21/chartex" xmlns:cx3="http://schemas.microsoft.com/office/drawing/2016/5/9/chartex" xmlns:cx4="http://schemas.microsoft.com/office/drawing/2016/5/10/chartex" xmlns:cx5="http://schemas.microsoft.com/office/drawing/2016/5/11/chartex" xmlns:cx6="http://schemas.microsoft.com/office/drawing/2016/5/12/chartex" xmlns:cx7="http://schemas.microsoft.com/office/drawing/2016/5/13/chartex" xmlns:cx8="http://schemas.microsoft.com/office/drawing/2016/5/14/chartex" xmlns:mc="http://schemas.openxmlformats.org/markup-compatibility/2006" xmlns:aink="http://schemas.microsoft.com/office/drawing/2016/ink" xmlns:am3d="http://schemas.microsoft.com/office/drawing/2017/model3d" xmlns:o="urn:schemas-microsoft-com:office:office" xmlns:oel="http://schemas.microsoft.com/office/2019/extlst" xmlns:r="http://schemas.openxmlformats.org/officeDocument/2006/relationships" xmlns:m="http://schemas.openxmlformats.org/officeDocument/2006/math" xmlns:v="urn:schemas-microsoft-com:vml" xmlns:wp14="http://schemas.microsoft.com/office/word/2010/wordprocessingDrawing" xmlns:wp="http://schemas.openxmlformats.org/drawingml/2006/wordprocessingDrawing" xmlns:w10="urn:schemas-microsoft-com:office:word" xmlns:w="http://schemas.openxmlformats.org/wordprocessingml/2006/main" xmlns:w14="http://schemas.microsoft.com/office/word/2010/wordml" xmlns:w15="http://schemas.microsoft.com/office/word/2012/wordml" xmlns:w16cex="http://schemas.microsoft.com/office/word/2018/wordml/cex" xmlns:w16cid="http://schemas.microsoft.com/office/word/2016/wordml/cid" xmlns:w16="http://schemas.microsoft.com/office/word/2018/wordml" xmlns:w16sdtdh="http://schemas.microsoft.com/office/word/2020/wordml/sdtdatahash" xmlns:w16se="http://schemas.microsoft.com/office/word/2015/wordml/symex" xmlns:wpg="http://schemas.microsoft.com/office/word/2010/wordprocessingGroup" xmlns:wpi="http://schemas.microsoft.com/office/word/2010/wordprocessingInk" xmlns:wne="http://schemas.microsoft.com/office/word/2006/wordml" xmlns:wps="http://schemas.microsoft.com/office/word/2010/wordprocessingShape" mc:Ignorable="w14 w15 w16se w16cid w16 w16cex w16sdtdh wp14">
+<w:numbering xmlns:wpc="http://schemas.microsoft.com/office/word/2010/wordprocessingCanvas" xmlns:cx="http://schemas.microsoft.com/office/drawing/2014/chartex" xmlns:cx1="http://schemas.microsoft.com/office/drawing/2015/9/8/chartex" xmlns:cx2="http://schemas.microsoft.com/office/drawing/2015/10/21/chartex" xmlns:cx3="http://schemas.microsoft.com/office/drawing/2016/5/9/chartex" xmlns:cx4="http://schemas.microsoft.com/office/drawing/2016/5/10/chartex" xmlns:cx5="http://schemas.microsoft.com/office/drawing/2016/5/11/chartex" xmlns:cx6="http://schemas.microsoft.com/office/drawing/2016/5/12/chartex" xmlns:cx7="http://schemas.microsoft.com/office/drawing/2016/5/13/chartex" xmlns:cx8="http://schemas.microsoft.com/office/drawing/2016/5/14/chartex" xmlns:mc="http://schemas.openxmlformats.org/markup-compatibility/2006" xmlns:aink="http://schemas.microsoft.com/office/drawing/2016/ink" xmlns:am3d="http://schemas.microsoft.com/office/drawing/2017/model3d" xmlns:o="urn:schemas-microsoft-com:office:office" xmlns:oel="http://schemas.microsoft.com/office/2019/extlst" xmlns:r="http://schemas.openxmlformats.org/officeDocument/2006/relationships" xmlns:m="http://schemas.openxmlformats.org/officeDocument/2006/math" xmlns:v="urn:schemas-microsoft-com:vml" xmlns:wp14="http://schemas.microsoft.com/office/word/2010/wordprocessingDrawing" xmlns:wp="http://schemas.openxmlformats.org/drawingml/2006/wordprocessingDrawing" xmlns:w10="urn:schemas-microsoft-com:office:word" xmlns:w="http://schemas.openxmlformats.org/wordprocessingml/2006/main" xmlns:w14="http://schemas.microsoft.com/office/word/2010/wordml" xmlns:w15="http://schemas.microsoft.com/office/word/2012/wordml" xmlns:w16cex="http://schemas.microsoft.com/office/word/2018/wordml/cex" xmlns:w16cid="http://schemas.microsoft.com/office/word/2016/wordml/cid" xmlns:w16="http://schemas.microsoft.com/office/word/2018/wordml" xmlns:w16du="http://schemas.microsoft.com/office/word/2023/wordml/word16du" xmlns:w16sdtdh="http://schemas.microsoft.com/office/word/2020/wordml/sdtdatahash" xmlns:w16se="http://schemas.microsoft.com/office/word/2015/wordml/symex" xmlns:wpg="http://schemas.microsoft.com/office/word/2010/wordprocessingGroup" xmlns:wpi="http://schemas.microsoft.com/office/word/2010/wordprocessingInk" xmlns:wne="http://schemas.microsoft.com/office/word/2006/wordml" xmlns:wps="http://schemas.microsoft.com/office/word/2010/wordprocessingShape" mc:Ignorable="w14 w15 w16se w16cid w16 w16cex w16sdtdh w16du wp14">
   <w:abstractNum w:abstractNumId="0" w15:restartNumberingAfterBreak="0">
     <w:nsid w:val="124D35AA"/>
     <w:multiLevelType w:val="hybridMultilevel"/>
@@ -9301,7 +12090,7 @@
 </file>
 
 <file path=word/styles.xml><?xml version="1.0" encoding="utf-8"?>
-<w:styles xmlns:mc="http://schemas.openxmlformats.org/markup-compatibility/2006" xmlns:r="http://schemas.openxmlformats.org/officeDocument/2006/relationships" xmlns:w="http://schemas.openxmlformats.org/wordprocessingml/2006/main" xmlns:w14="http://schemas.microsoft.com/office/word/2010/wordml" xmlns:w15="http://schemas.microsoft.com/office/word/2012/wordml" xmlns:w16cex="http://schemas.microsoft.com/office/word/2018/wordml/cex" xmlns:w16cid="http://schemas.microsoft.com/office/word/2016/wordml/cid" xmlns:w16="http://schemas.microsoft.com/office/word/2018/wordml" xmlns:w16sdtdh="http://schemas.microsoft.com/office/word/2020/wordml/sdtdatahash" xmlns:w16se="http://schemas.microsoft.com/office/word/2015/wordml/symex" mc:Ignorable="w14 w15 w16se w16cid w16 w16cex w16sdtdh">
+<w:styles xmlns:mc="http://schemas.openxmlformats.org/markup-compatibility/2006" xmlns:r="http://schemas.openxmlformats.org/officeDocument/2006/relationships" xmlns:w="http://schemas.openxmlformats.org/wordprocessingml/2006/main" xmlns:w14="http://schemas.microsoft.com/office/word/2010/wordml" xmlns:w15="http://schemas.microsoft.com/office/word/2012/wordml" xmlns:w16cex="http://schemas.microsoft.com/office/word/2018/wordml/cex" xmlns:w16cid="http://schemas.microsoft.com/office/word/2016/wordml/cid" xmlns:w16="http://schemas.microsoft.com/office/word/2018/wordml" xmlns:w16du="http://schemas.microsoft.com/office/word/2023/wordml/word16du" xmlns:w16sdtdh="http://schemas.microsoft.com/office/word/2020/wordml/sdtdatahash" xmlns:w16se="http://schemas.microsoft.com/office/word/2015/wordml/symex" mc:Ignorable="w14 w15 w16se w16cid w16 w16cex w16sdtdh w16du">
   <w:docDefaults>
     <w:rPrDefault>
       <w:rPr>
@@ -9728,7 +12517,6 @@
     <w:next w:val="Normal"/>
     <w:link w:val="Heading2Char"/>
     <w:uiPriority w:val="9"/>
-    <w:semiHidden/>
     <w:unhideWhenUsed/>
     <w:qFormat/>
     <w:rsid w:val="00F35B0B"/>
@@ -9945,7 +12733,6 @@
     <w:basedOn w:val="DefaultParagraphFont"/>
     <w:link w:val="Heading2"/>
     <w:uiPriority w:val="9"/>
-    <w:semiHidden/>
     <w:rsid w:val="00F35B0B"/>
     <w:rPr>
       <w:rFonts w:asciiTheme="majorHAnsi" w:eastAsiaTheme="majorEastAsia" w:hAnsiTheme="majorHAnsi" w:cstheme="majorBidi"/>
